--- a/examples/export/showcase-output/reference/limits.docx
+++ b/examples/export/showcase-output/reference/limits.docx
@@ -23,13 +23,12 @@
         <w:autoSpaceDN/>
       </w:pPr>
       <w:r>
-        <w:t xml:space="preserve">Limits protect the stations, which report on fixed schedules, from being asked the same question thousands of times a minute. They are generous for any client that respects the cache.</w:t>
+        <w:t xml:space="preserve">Limits protect the stations, which report on fixed schedules, from being asked the same question thousands of times a minute. They are generous for any client that respects the cache, and every response says where you stand, so a well-behaved client never has to guess.</w:t>
       </w:r>
     </w:p>
     <w:p>
       <w:pPr>
         <w:pStyle w:val="Heading2"/>
-        <w:pageBreakBefore/>
         <w:overflowPunct/>
         <w:autoSpaceDN/>
       </w:pPr>
@@ -46,7 +45,7 @@
         <w:autoSpaceDN/>
       </w:pPr>
       <w:r>
-        <w:t xml:space="preserve">Every plan shares one rule: a key may make 60 requests per rolling minute to </w:t>
+        <w:t xml:space="preserve">Every plan shares one rule: a key has a rolling minute window on </w:t>
       </w:r>
       <w:r>
         <w:rPr>
@@ -55,7 +54,16 @@
         <w:t xml:space="preserve">/v1/weather/current</w:t>
       </w:r>
       <w:r>
-        <w:t xml:space="preserve"> and 600 per rolling hour across all endpoints. Both counters are reported on every response.</w:t>
+        <w:t xml:space="preserve"> and a rolling hour window across all endpoints, the size of each depends on the plan, and both counters are reported on every response. A request that finds either window empty is answered with </w:t>
+      </w:r>
+      <w:r>
+        <w:rPr>
+          <w:rStyle w:val="CudocCode"/>
+        </w:rPr>
+        <w:t xml:space="preserve">429 rate_limited</w:t>
+      </w:r>
+      <w:r>
+        <w:t xml:space="preserve"> and is not counted.</w:t>
       </w:r>
     </w:p>
     <w:tbl>
@@ -353,6 +361,44 @@
     </w:tbl>
     <w:p>
       <w:pPr>
+        <w:pStyle w:val="CudocBody"/>
+        <w:overflowPunct/>
+        <w:spacing w:before="210"/>
+        <w:autoSpaceDN/>
+      </w:pPr>
+      <w:r>
+        <w:t xml:space="preserve">Windows are rolling, not aligned to the clock: a request made at 12:00:30 leaves the minute window at 12:01:30. A </w:t>
+      </w:r>
+      <w:r>
+        <w:rPr>
+          <w:rStyle w:val="CudocCode"/>
+        </w:rPr>
+        <w:t xml:space="preserve">304</w:t>
+      </w:r>
+      <w:r>
+        <w:t xml:space="preserve"> answer to a conditional request counts against neither window, and neither does a </w:t>
+      </w:r>
+      <w:r>
+        <w:rPr>
+          <w:rStyle w:val="CudocCode"/>
+        </w:rPr>
+        <w:t xml:space="preserve">429</w:t>
+      </w:r>
+      <w:r>
+        <w:t xml:space="preserve"> or a </w:t>
+      </w:r>
+      <w:r>
+        <w:rPr>
+          <w:rStyle w:val="CudocCode"/>
+        </w:rPr>
+        <w:t xml:space="preserve">5xx</w:t>
+      </w:r>
+      <w:r>
+        <w:t xml:space="preserve">.</w:t>
+      </w:r>
+    </w:p>
+    <w:p>
+      <w:pPr>
         <w:pStyle w:val="Heading3"/>
         <w:overflowPunct/>
         <w:autoSpaceDN/>
@@ -397,19 +443,509 @@
         <w:t xml:space="preserve">Retry-After</w:t>
       </w:r>
       <w:r>
-        <w:t xml:space="preserve"> when present, otherwise double the delay from one second up to thirty, and stop after five attempts.</w:t>
+        <w:t xml:space="preserve"> when present, otherwise double the delay from one second up to thirty, and stop after five attempts. Add a random fraction of a second to every delay so that several clients that failed together do not retry together.</w:t>
       </w:r>
     </w:p>
     <w:p>
       <w:pPr>
-        <w:pStyle w:val="Heading2"/>
-        <w:pageBreakBefore/>
+        <w:pStyle w:val="CudocCodeBlock"/>
+        <w:overflowPunct/>
+        <w:spacing w:after="0" w:before="210"/>
+        <w:autoSpaceDN/>
+      </w:pPr>
+      <w:r>
+        <w:rPr>
+          <w:rStyle w:val="CudocCodeKeyword"/>
+        </w:rPr>
+        <w:t xml:space="preserve">async</w:t>
+      </w:r>
+      <w:r>
+        <w:t xml:space="preserve"> </w:t>
+      </w:r>
+      <w:r>
+        <w:rPr>
+          <w:rStyle w:val="CudocCodeKeyword"/>
+        </w:rPr>
+        <w:t xml:space="preserve">function</w:t>
+      </w:r>
+      <w:r>
+        <w:t xml:space="preserve"> </w:t>
+      </w:r>
+      <w:r>
+        <w:rPr>
+          <w:rStyle w:val="CudocCodeNumber"/>
+        </w:rPr>
+        <w:t xml:space="preserve">withBackoff</w:t>
+      </w:r>
+      <w:r>
+        <w:t xml:space="preserve">(</w:t>
+      </w:r>
+      <w:r>
+        <w:t xml:space="preserve">request, attempts = </w:t>
+      </w:r>
+      <w:r>
+        <w:rPr>
+          <w:rStyle w:val="CudocCodeNumber"/>
+        </w:rPr>
+        <w:t xml:space="preserve">5</w:t>
+      </w:r>
+      <w:r>
+        <w:t xml:space="preserve">) {</w:t>
+      </w:r>
+    </w:p>
+    <w:p>
+      <w:pPr>
+        <w:pStyle w:val="CudocCodeBlock"/>
+        <w:overflowPunct/>
+        <w:spacing w:after="0" w:before="0"/>
+        <w:autoSpaceDN/>
+      </w:pPr>
+      <w:r>
+        <w:t xml:space="preserve">  </w:t>
+      </w:r>
+      <w:r>
+        <w:rPr>
+          <w:rStyle w:val="CudocCodeKeyword"/>
+        </w:rPr>
+        <w:t xml:space="preserve">let</w:t>
+      </w:r>
+      <w:r>
+        <w:t xml:space="preserve"> delay = </w:t>
+      </w:r>
+      <w:r>
+        <w:rPr>
+          <w:rStyle w:val="CudocCodeNumber"/>
+        </w:rPr>
+        <w:t xml:space="preserve">1000</w:t>
+      </w:r>
+    </w:p>
+    <w:p>
+      <w:pPr>
+        <w:pStyle w:val="CudocCodeBlock"/>
+        <w:overflowPunct/>
+        <w:spacing w:after="0" w:before="0"/>
+        <w:autoSpaceDN/>
+      </w:pPr>
+      <w:r>
+        <w:t xml:space="preserve">  </w:t>
+      </w:r>
+      <w:r>
+        <w:rPr>
+          <w:rStyle w:val="CudocCodeKeyword"/>
+        </w:rPr>
+        <w:t xml:space="preserve">for</w:t>
+      </w:r>
+      <w:r>
+        <w:t xml:space="preserve"> (</w:t>
+      </w:r>
+      <w:r>
+        <w:rPr>
+          <w:rStyle w:val="CudocCodeKeyword"/>
+        </w:rPr>
+        <w:t xml:space="preserve">let</w:t>
+      </w:r>
+      <w:r>
+        <w:t xml:space="preserve"> attempt = </w:t>
+      </w:r>
+      <w:r>
+        <w:rPr>
+          <w:rStyle w:val="CudocCodeNumber"/>
+        </w:rPr>
+        <w:t xml:space="preserve">1</w:t>
+      </w:r>
+      <w:r>
+        <w:t xml:space="preserve">; ; attempt++) {</w:t>
+      </w:r>
+    </w:p>
+    <w:p>
+      <w:pPr>
+        <w:pStyle w:val="CudocCodeBlock"/>
+        <w:overflowPunct/>
+        <w:spacing w:after="0" w:before="0"/>
+        <w:autoSpaceDN/>
+      </w:pPr>
+      <w:r>
+        <w:t xml:space="preserve">    </w:t>
+      </w:r>
+      <w:r>
+        <w:rPr>
+          <w:rStyle w:val="CudocCodeKeyword"/>
+        </w:rPr>
+        <w:t xml:space="preserve">const</w:t>
+      </w:r>
+      <w:r>
+        <w:t xml:space="preserve"> response = </w:t>
+      </w:r>
+      <w:r>
+        <w:rPr>
+          <w:rStyle w:val="CudocCodeKeyword"/>
+        </w:rPr>
+        <w:t xml:space="preserve">await</w:t>
+      </w:r>
+      <w:r>
+        <w:t xml:space="preserve"> </w:t>
+      </w:r>
+      <w:r>
+        <w:rPr>
+          <w:rStyle w:val="CudocCodeNumber"/>
+        </w:rPr>
+        <w:t xml:space="preserve">request</w:t>
+      </w:r>
+      <w:r>
+        <w:t xml:space="preserve">()</w:t>
+      </w:r>
+    </w:p>
+    <w:p>
+      <w:pPr>
+        <w:pStyle w:val="CudocCodeBlock"/>
+        <w:overflowPunct/>
+        <w:spacing w:after="0" w:before="0"/>
+        <w:autoSpaceDN/>
+      </w:pPr>
+      <w:r>
+        <w:t xml:space="preserve">    </w:t>
+      </w:r>
+      <w:r>
+        <w:rPr>
+          <w:rStyle w:val="CudocCodeKeyword"/>
+        </w:rPr>
+        <w:t xml:space="preserve">if</w:t>
+      </w:r>
+      <w:r>
+        <w:t xml:space="preserve"> (response.</w:t>
+      </w:r>
+      <w:r>
+        <w:t xml:space="preserve">status</w:t>
+      </w:r>
+      <w:r>
+        <w:t xml:space="preserve"> !== </w:t>
+      </w:r>
+      <w:r>
+        <w:rPr>
+          <w:rStyle w:val="CudocCodeNumber"/>
+        </w:rPr>
+        <w:t xml:space="preserve">429</w:t>
+      </w:r>
+      <w:r>
+        <w:t xml:space="preserve"> &amp;&amp; response.</w:t>
+      </w:r>
+      <w:r>
+        <w:t xml:space="preserve">status</w:t>
+      </w:r>
+      <w:r>
+        <w:t xml:space="preserve"> !== </w:t>
+      </w:r>
+      <w:r>
+        <w:rPr>
+          <w:rStyle w:val="CudocCodeNumber"/>
+        </w:rPr>
+        <w:t xml:space="preserve">503</w:t>
+      </w:r>
+      <w:r>
+        <w:t xml:space="preserve">) </w:t>
+      </w:r>
+      <w:r>
+        <w:rPr>
+          <w:rStyle w:val="CudocCodeKeyword"/>
+        </w:rPr>
+        <w:t xml:space="preserve">return</w:t>
+      </w:r>
+      <w:r>
+        <w:t xml:space="preserve"> response</w:t>
+      </w:r>
+    </w:p>
+    <w:p>
+      <w:pPr>
+        <w:pStyle w:val="CudocCodeBlock"/>
+        <w:overflowPunct/>
+        <w:spacing w:after="0" w:before="0"/>
+        <w:autoSpaceDN/>
+      </w:pPr>
+      <w:r>
+        <w:t xml:space="preserve">    </w:t>
+      </w:r>
+      <w:r>
+        <w:rPr>
+          <w:rStyle w:val="CudocCodeKeyword"/>
+        </w:rPr>
+        <w:t xml:space="preserve">if</w:t>
+      </w:r>
+      <w:r>
+        <w:t xml:space="preserve"> (attempt === attempts) </w:t>
+      </w:r>
+      <w:r>
+        <w:rPr>
+          <w:rStyle w:val="CudocCodeKeyword"/>
+        </w:rPr>
+        <w:t xml:space="preserve">return</w:t>
+      </w:r>
+      <w:r>
+        <w:t xml:space="preserve"> response</w:t>
+      </w:r>
+    </w:p>
+    <w:p>
+      <w:pPr>
+        <w:pStyle w:val="CudocCodeBlock"/>
+        <w:overflowPunct/>
+        <w:spacing w:after="0" w:before="0"/>
+        <w:autoSpaceDN/>
+      </w:pPr>
+      <w:r>
+        <w:t xml:space="preserve">    </w:t>
+      </w:r>
+      <w:r>
+        <w:rPr>
+          <w:rStyle w:val="CudocCodeKeyword"/>
+        </w:rPr>
+        <w:t xml:space="preserve">const</w:t>
+      </w:r>
+      <w:r>
+        <w:t xml:space="preserve"> retryAfter = </w:t>
+      </w:r>
+      <w:r>
+        <w:rPr>
+          <w:rStyle w:val="CudocCodeNumber"/>
+        </w:rPr>
+        <w:t xml:space="preserve">Number</w:t>
+      </w:r>
+      <w:r>
+        <w:t xml:space="preserve">(response.</w:t>
+      </w:r>
+      <w:r>
+        <w:t xml:space="preserve">headers</w:t>
+      </w:r>
+      <w:r>
+        <w:t xml:space="preserve">.</w:t>
+      </w:r>
+      <w:r>
+        <w:rPr>
+          <w:rStyle w:val="CudocCodeNumber"/>
+        </w:rPr>
+        <w:t xml:space="preserve">get</w:t>
+      </w:r>
+      <w:r>
+        <w:t xml:space="preserve">(</w:t>
+      </w:r>
+      <w:r>
+        <w:rPr>
+          <w:rStyle w:val="CudocCodeString"/>
+        </w:rPr>
+        <w:t xml:space="preserve">"retry-after"</w:t>
+      </w:r>
+      <w:r>
+        <w:t xml:space="preserve">))</w:t>
+      </w:r>
+    </w:p>
+    <w:p>
+      <w:pPr>
+        <w:pStyle w:val="CudocCodeBlock"/>
+        <w:overflowPunct/>
+        <w:spacing w:after="0" w:before="0"/>
+        <w:autoSpaceDN/>
+      </w:pPr>
+      <w:r>
+        <w:t xml:space="preserve">    </w:t>
+      </w:r>
+      <w:r>
+        <w:rPr>
+          <w:rStyle w:val="CudocCodeKeyword"/>
+        </w:rPr>
+        <w:t xml:space="preserve">const</w:t>
+      </w:r>
+      <w:r>
+        <w:t xml:space="preserve"> wait =</w:t>
+      </w:r>
+    </w:p>
+    <w:p>
+      <w:pPr>
+        <w:pStyle w:val="CudocCodeBlock"/>
+        <w:overflowPunct/>
+        <w:spacing w:after="0" w:before="0"/>
+        <w:autoSpaceDN/>
+      </w:pPr>
+      <w:r>
+        <w:t xml:space="preserve">      retryAfter &gt; </w:t>
+      </w:r>
+      <w:r>
+        <w:rPr>
+          <w:rStyle w:val="CudocCodeNumber"/>
+        </w:rPr>
+        <w:t xml:space="preserve">0</w:t>
+      </w:r>
+      <w:r>
+        <w:t xml:space="preserve"> ? retryAfter * </w:t>
+      </w:r>
+      <w:r>
+        <w:rPr>
+          <w:rStyle w:val="CudocCodeNumber"/>
+        </w:rPr>
+        <w:t xml:space="preserve">1000</w:t>
+      </w:r>
+      <w:r>
+        <w:t xml:space="preserve"> : delay + </w:t>
+      </w:r>
+      <w:r>
+        <w:rPr>
+          <w:rStyle w:val="CudocCodeNumber"/>
+        </w:rPr>
+        <w:t xml:space="preserve">Math</w:t>
+      </w:r>
+      <w:r>
+        <w:t xml:space="preserve">.</w:t>
+      </w:r>
+      <w:r>
+        <w:rPr>
+          <w:rStyle w:val="CudocCodeNumber"/>
+        </w:rPr>
+        <w:t xml:space="preserve">random</w:t>
+      </w:r>
+      <w:r>
+        <w:t xml:space="preserve">() * </w:t>
+      </w:r>
+      <w:r>
+        <w:rPr>
+          <w:rStyle w:val="CudocCodeNumber"/>
+        </w:rPr>
+        <w:t xml:space="preserve">1000</w:t>
+      </w:r>
+    </w:p>
+    <w:p>
+      <w:pPr>
+        <w:pStyle w:val="CudocCodeBlock"/>
+        <w:overflowPunct/>
+        <w:spacing w:after="0" w:before="0"/>
+        <w:autoSpaceDN/>
+      </w:pPr>
+      <w:r>
+        <w:t xml:space="preserve">    </w:t>
+      </w:r>
+      <w:r>
+        <w:rPr>
+          <w:rStyle w:val="CudocCodeKeyword"/>
+        </w:rPr>
+        <w:t xml:space="preserve">await</w:t>
+      </w:r>
+      <w:r>
+        <w:t xml:space="preserve"> </w:t>
+      </w:r>
+      <w:r>
+        <w:rPr>
+          <w:rStyle w:val="CudocCodeKeyword"/>
+        </w:rPr>
+        <w:t xml:space="preserve">new</w:t>
+      </w:r>
+      <w:r>
+        <w:t xml:space="preserve"> </w:t>
+      </w:r>
+      <w:r>
+        <w:rPr>
+          <w:rStyle w:val="CudocCodeNumber"/>
+        </w:rPr>
+        <w:t xml:space="preserve">Promise</w:t>
+      </w:r>
+      <w:r>
+        <w:t xml:space="preserve">(</w:t>
+      </w:r>
+      <w:r>
+        <w:t xml:space="preserve">(</w:t>
+      </w:r>
+      <w:r>
+        <w:t xml:space="preserve">resolve</w:t>
+      </w:r>
+      <w:r>
+        <w:t xml:space="preserve">) =&gt;</w:t>
+      </w:r>
+      <w:r>
+        <w:t xml:space="preserve"> </w:t>
+      </w:r>
+      <w:r>
+        <w:rPr>
+          <w:rStyle w:val="CudocCodeKeyword"/>
+        </w:rPr>
+        <w:t xml:space="preserve">setTimeout</w:t>
+      </w:r>
+      <w:r>
+        <w:t xml:space="preserve">(resolve, wait))</w:t>
+      </w:r>
+    </w:p>
+    <w:p>
+      <w:pPr>
+        <w:pStyle w:val="CudocCodeBlock"/>
+        <w:overflowPunct/>
+        <w:spacing w:after="0" w:before="0"/>
+        <w:autoSpaceDN/>
+      </w:pPr>
+      <w:r>
+        <w:t xml:space="preserve">    delay = </w:t>
+      </w:r>
+      <w:r>
+        <w:rPr>
+          <w:rStyle w:val="CudocCodeNumber"/>
+        </w:rPr>
+        <w:t xml:space="preserve">Math</w:t>
+      </w:r>
+      <w:r>
+        <w:t xml:space="preserve">.</w:t>
+      </w:r>
+      <w:r>
+        <w:rPr>
+          <w:rStyle w:val="CudocCodeNumber"/>
+        </w:rPr>
+        <w:t xml:space="preserve">min</w:t>
+      </w:r>
+      <w:r>
+        <w:t xml:space="preserve">(delay * </w:t>
+      </w:r>
+      <w:r>
+        <w:rPr>
+          <w:rStyle w:val="CudocCodeNumber"/>
+        </w:rPr>
+        <w:t xml:space="preserve">2</w:t>
+      </w:r>
+      <w:r>
+        <w:t xml:space="preserve">, </w:t>
+      </w:r>
+      <w:r>
+        <w:rPr>
+          <w:rStyle w:val="CudocCodeNumber"/>
+        </w:rPr>
+        <w:t xml:space="preserve">30_000</w:t>
+      </w:r>
+      <w:r>
+        <w:t xml:space="preserve">)</w:t>
+      </w:r>
+    </w:p>
+    <w:p>
+      <w:pPr>
+        <w:pStyle w:val="CudocCodeBlock"/>
+        <w:overflowPunct/>
+        <w:spacing w:after="0" w:before="0"/>
+        <w:autoSpaceDN/>
+      </w:pPr>
+      <w:r>
+        <w:t xml:space="preserve">  }</w:t>
+      </w:r>
+    </w:p>
+    <w:p>
+      <w:pPr>
+        <w:pStyle w:val="CudocCodeBlock"/>
+        <w:overflowPunct/>
+        <w:spacing w:after="210" w:before="0"/>
+        <w:autoSpaceDN/>
+      </w:pPr>
+      <w:r>
+        <w:t xml:space="preserve">}</w:t>
+      </w:r>
+    </w:p>
+    <w:p>
+      <w:pPr>
+        <w:pStyle w:val="Heading3"/>
         <w:overflowPunct/>
         <w:autoSpaceDN/>
       </w:pPr>
-      <w:bookmarkStart w:name="cudoc8zey7K4Di8xHlBV00R0uBvTRHF" w:id="5"/>
-      <w:r>
-        <w:t xml:space="preserve">Plans compared</w:t>
+      <w:bookmarkStart w:name="cudoct9HNP43WQ4hklEezoHg9IjWR38" w:id="5"/>
+      <w:r>
+        <w:t xml:space="preserve">Caching</w:t>
       </w:r>
       <w:bookmarkEnd w:id="5"/>
     </w:p>
@@ -420,7 +956,901 @@
         <w:autoSpaceDN/>
       </w:pPr>
       <w:r>
-        <w:t xml:space="preserve">The table has seven columns, so the paginated outputs put it on a landscape page of its own.</w:t>
+        <w:t xml:space="preserve">Current conditions are cached at the edge for sixty seconds, so a poll faster than that returns the same reading and spends the minute window for nothing. Forecasts are cached until the next model run, and history responses for a day. Every cached response carries an </w:t>
+      </w:r>
+      <w:r>
+        <w:rPr>
+          <w:rStyle w:val="CudocCode"/>
+        </w:rPr>
+        <w:t xml:space="preserve">ETag</w:t>
+      </w:r>
+      <w:r>
+        <w:t xml:space="preserve">; sending it back as </w:t>
+      </w:r>
+      <w:r>
+        <w:rPr>
+          <w:rStyle w:val="CudocCode"/>
+        </w:rPr>
+        <w:t xml:space="preserve">If-None-Match</w:t>
+      </w:r>
+      <w:r>
+        <w:t xml:space="preserve"> turns an unchanged answer into a </w:t>
+      </w:r>
+      <w:r>
+        <w:rPr>
+          <w:rStyle w:val="CudocCode"/>
+        </w:rPr>
+        <w:t xml:space="preserve">304</w:t>
+      </w:r>
+      <w:r>
+        <w:t xml:space="preserve"> that costs nothing.</w:t>
+      </w:r>
+    </w:p>
+    <w:p>
+      <w:pPr>
+        <w:pStyle w:val="Heading2"/>
+        <w:overflowPunct/>
+        <w:autoSpaceDN/>
+      </w:pPr>
+      <w:bookmarkStart w:name="cudocr0612Fj3R2BGSUuAoWEsqWbSUy" w:id="6"/>
+      <w:r>
+        <w:t xml:space="preserve">Request costs</w:t>
+      </w:r>
+      <w:bookmarkEnd w:id="6"/>
+    </w:p>
+    <w:p>
+      <w:pPr>
+        <w:pStyle w:val="CudocBody"/>
+        <w:overflowPunct/>
+        <w:autoSpaceDN/>
+      </w:pPr>
+      <w:r>
+        <w:t xml:space="preserve">Not every request weighs the same against the hour window. Heavier queries cost more, so a client that pages through history with small pages pays more than one that asks for large pages.</w:t>
+      </w:r>
+    </w:p>
+    <w:tbl>
+      <w:tblPr>
+        <w:tblW w:type="pct" w:w="100%"/>
+        <w:tblBorders>
+          <w:top w:val="single" w:color="E2E8F0" w:sz="4"/>
+          <w:left w:val="none" w:color="auto" w:sz="0"/>
+          <w:bottom w:val="single" w:color="E2E8F0" w:sz="4"/>
+          <w:right w:val="none" w:color="auto" w:sz="0"/>
+          <w:insideH w:val="none" w:color="auto" w:sz="0"/>
+          <w:insideV w:val="none" w:color="auto" w:sz="0"/>
+        </w:tblBorders>
+      </w:tblPr>
+      <w:tblGrid>
+        <w:gridCol w:w="3212"/>
+        <w:gridCol w:w="3212"/>
+        <w:gridCol w:w="3212"/>
+      </w:tblGrid>
+      <w:tr>
+        <w:trPr>
+          <w:cantSplit/>
+          <w:tblHeader/>
+        </w:trPr>
+        <w:tc>
+          <w:tcPr>
+            <w:tcW w:type="dxa" w:w="3212"/>
+            <w:gridSpan w:val="1"/>
+            <w:tcBorders>
+              <w:top w:val="none" w:color="auto" w:sz="0"/>
+              <w:left w:val="none" w:color="auto" w:sz="0"/>
+              <w:bottom w:val="single" w:color="E2E8F0" w:sz="4"/>
+              <w:right w:val="none" w:color="auto" w:sz="0"/>
+            </w:tcBorders>
+            <w:tcMar>
+              <w:top w:type="dxa" w:w="105"/>
+              <w:left w:type="dxa" w:w="158"/>
+              <w:bottom w:type="dxa" w:w="105"/>
+              <w:right w:type="dxa" w:w="158"/>
+            </w:tcMar>
+            <w:vAlign w:val="top"/>
+          </w:tcPr>
+          <w:p>
+            <w:pPr>
+              <w:pStyle w:val="CudocTableHeader"/>
+              <w:overflowPunct/>
+              <w:autoSpaceDN/>
+            </w:pPr>
+            <w:r>
+              <w:t xml:space="preserve">Endpoint</w:t>
+            </w:r>
+          </w:p>
+        </w:tc>
+        <w:tc>
+          <w:tcPr>
+            <w:tcW w:type="dxa" w:w="3212"/>
+            <w:gridSpan w:val="1"/>
+            <w:tcBorders>
+              <w:top w:val="none" w:color="auto" w:sz="0"/>
+              <w:left w:val="none" w:color="auto" w:sz="0"/>
+              <w:bottom w:val="single" w:color="E2E8F0" w:sz="4"/>
+              <w:right w:val="none" w:color="auto" w:sz="0"/>
+            </w:tcBorders>
+            <w:tcMar>
+              <w:top w:type="dxa" w:w="105"/>
+              <w:left w:type="dxa" w:w="158"/>
+              <w:bottom w:type="dxa" w:w="105"/>
+              <w:right w:type="dxa" w:w="158"/>
+            </w:tcMar>
+            <w:vAlign w:val="top"/>
+          </w:tcPr>
+          <w:p>
+            <w:pPr>
+              <w:pStyle w:val="CudocTableHeader"/>
+              <w:overflowPunct/>
+              <w:autoSpaceDN/>
+            </w:pPr>
+            <w:r>
+              <w:t xml:space="preserve">Cost</w:t>
+            </w:r>
+          </w:p>
+        </w:tc>
+        <w:tc>
+          <w:tcPr>
+            <w:tcW w:type="dxa" w:w="3212"/>
+            <w:gridSpan w:val="1"/>
+            <w:tcBorders>
+              <w:top w:val="none" w:color="auto" w:sz="0"/>
+              <w:left w:val="none" w:color="auto" w:sz="0"/>
+              <w:bottom w:val="single" w:color="E2E8F0" w:sz="4"/>
+              <w:right w:val="none" w:color="auto" w:sz="0"/>
+            </w:tcBorders>
+            <w:tcMar>
+              <w:top w:type="dxa" w:w="105"/>
+              <w:left w:type="dxa" w:w="158"/>
+              <w:bottom w:type="dxa" w:w="105"/>
+              <w:right w:type="dxa" w:w="158"/>
+            </w:tcMar>
+            <w:vAlign w:val="top"/>
+          </w:tcPr>
+          <w:p>
+            <w:pPr>
+              <w:pStyle w:val="CudocTableHeader"/>
+              <w:overflowPunct/>
+              <w:autoSpaceDN/>
+            </w:pPr>
+            <w:r>
+              <w:t xml:space="preserve">Notes</w:t>
+            </w:r>
+          </w:p>
+        </w:tc>
+      </w:tr>
+      <w:tr>
+        <w:trPr>
+          <w:cantSplit/>
+          <w:tblHeader w:val="false"/>
+        </w:trPr>
+        <w:tc>
+          <w:tcPr>
+            <w:tcW w:type="dxa" w:w="3212"/>
+            <w:gridSpan w:val="1"/>
+            <w:tcBorders>
+              <w:top w:val="none" w:color="auto" w:sz="0"/>
+              <w:left w:val="none" w:color="auto" w:sz="0"/>
+              <w:bottom w:val="single" w:color="EEF2F7" w:sz="4"/>
+              <w:right w:val="none" w:color="auto" w:sz="0"/>
+            </w:tcBorders>
+            <w:tcMar>
+              <w:top w:type="dxa" w:w="105"/>
+              <w:left w:type="dxa" w:w="158"/>
+              <w:bottom w:type="dxa" w:w="105"/>
+              <w:right w:type="dxa" w:w="158"/>
+            </w:tcMar>
+            <w:vAlign w:val="top"/>
+          </w:tcPr>
+          <w:p>
+            <w:pPr>
+              <w:pStyle w:val="CudocTableCell"/>
+              <w:overflowPunct/>
+              <w:autoSpaceDN/>
+            </w:pPr>
+            <w:hyperlink w:history="1" r:id="rIdoyfanqizubwxm-xzvzykv">
+              <w:r>
+                <w:t xml:space="preserve">Current conditions</w:t>
+              </w:r>
+            </w:hyperlink>
+          </w:p>
+        </w:tc>
+        <w:tc>
+          <w:tcPr>
+            <w:tcW w:type="dxa" w:w="3212"/>
+            <w:gridSpan w:val="1"/>
+            <w:tcBorders>
+              <w:top w:val="none" w:color="auto" w:sz="0"/>
+              <w:left w:val="none" w:color="auto" w:sz="0"/>
+              <w:bottom w:val="single" w:color="EEF2F7" w:sz="4"/>
+              <w:right w:val="none" w:color="auto" w:sz="0"/>
+            </w:tcBorders>
+            <w:tcMar>
+              <w:top w:type="dxa" w:w="105"/>
+              <w:left w:type="dxa" w:w="158"/>
+              <w:bottom w:type="dxa" w:w="105"/>
+              <w:right w:type="dxa" w:w="158"/>
+            </w:tcMar>
+            <w:vAlign w:val="top"/>
+          </w:tcPr>
+          <w:p>
+            <w:pPr>
+              <w:pStyle w:val="CudocTableCell"/>
+              <w:overflowPunct/>
+              <w:autoSpaceDN/>
+            </w:pPr>
+            <w:r>
+              <w:t xml:space="preserve">1</w:t>
+            </w:r>
+          </w:p>
+        </w:tc>
+        <w:tc>
+          <w:tcPr>
+            <w:tcW w:type="dxa" w:w="3212"/>
+            <w:gridSpan w:val="1"/>
+            <w:tcBorders>
+              <w:top w:val="none" w:color="auto" w:sz="0"/>
+              <w:left w:val="none" w:color="auto" w:sz="0"/>
+              <w:bottom w:val="single" w:color="EEF2F7" w:sz="4"/>
+              <w:right w:val="none" w:color="auto" w:sz="0"/>
+            </w:tcBorders>
+            <w:tcMar>
+              <w:top w:type="dxa" w:w="105"/>
+              <w:left w:type="dxa" w:w="158"/>
+              <w:bottom w:type="dxa" w:w="105"/>
+              <w:right w:type="dxa" w:w="158"/>
+            </w:tcMar>
+            <w:vAlign w:val="top"/>
+          </w:tcPr>
+          <w:p>
+            <w:pPr>
+              <w:pStyle w:val="CudocTableCell"/>
+              <w:overflowPunct/>
+              <w:autoSpaceDN/>
+            </w:pPr>
+            <w:r>
+              <w:t xml:space="preserve">Also counted in the minute window.</w:t>
+            </w:r>
+          </w:p>
+        </w:tc>
+      </w:tr>
+      <w:tr>
+        <w:trPr>
+          <w:cantSplit/>
+          <w:tblHeader w:val="false"/>
+        </w:trPr>
+        <w:tc>
+          <w:tcPr>
+            <w:tcW w:type="dxa" w:w="3212"/>
+            <w:gridSpan w:val="1"/>
+            <w:tcBorders>
+              <w:top w:val="none" w:color="auto" w:sz="0"/>
+              <w:left w:val="none" w:color="auto" w:sz="0"/>
+              <w:bottom w:val="single" w:color="EEF2F7" w:sz="4"/>
+              <w:right w:val="none" w:color="auto" w:sz="0"/>
+            </w:tcBorders>
+            <w:shd w:fill="FAFBFD" w:val="clear"/>
+            <w:tcMar>
+              <w:top w:type="dxa" w:w="105"/>
+              <w:left w:type="dxa" w:w="158"/>
+              <w:bottom w:type="dxa" w:w="105"/>
+              <w:right w:type="dxa" w:w="158"/>
+            </w:tcMar>
+            <w:vAlign w:val="top"/>
+          </w:tcPr>
+          <w:p>
+            <w:pPr>
+              <w:pStyle w:val="CudocTableCell"/>
+              <w:overflowPunct/>
+              <w:autoSpaceDN/>
+            </w:pPr>
+            <w:hyperlink w:history="1" r:id="rIdldogjm9zgwnjm84jwf3pp">
+              <w:r>
+                <w:t xml:space="preserve">Hourly forecast</w:t>
+              </w:r>
+            </w:hyperlink>
+          </w:p>
+        </w:tc>
+        <w:tc>
+          <w:tcPr>
+            <w:tcW w:type="dxa" w:w="3212"/>
+            <w:gridSpan w:val="1"/>
+            <w:tcBorders>
+              <w:top w:val="none" w:color="auto" w:sz="0"/>
+              <w:left w:val="none" w:color="auto" w:sz="0"/>
+              <w:bottom w:val="single" w:color="EEF2F7" w:sz="4"/>
+              <w:right w:val="none" w:color="auto" w:sz="0"/>
+            </w:tcBorders>
+            <w:shd w:fill="FAFBFD" w:val="clear"/>
+            <w:tcMar>
+              <w:top w:type="dxa" w:w="105"/>
+              <w:left w:type="dxa" w:w="158"/>
+              <w:bottom w:type="dxa" w:w="105"/>
+              <w:right w:type="dxa" w:w="158"/>
+            </w:tcMar>
+            <w:vAlign w:val="top"/>
+          </w:tcPr>
+          <w:p>
+            <w:pPr>
+              <w:pStyle w:val="CudocTableCell"/>
+              <w:overflowPunct/>
+              <w:autoSpaceDN/>
+            </w:pPr>
+            <w:r>
+              <w:t xml:space="preserve">2</w:t>
+            </w:r>
+          </w:p>
+        </w:tc>
+        <w:tc>
+          <w:tcPr>
+            <w:tcW w:type="dxa" w:w="3212"/>
+            <w:gridSpan w:val="1"/>
+            <w:tcBorders>
+              <w:top w:val="none" w:color="auto" w:sz="0"/>
+              <w:left w:val="none" w:color="auto" w:sz="0"/>
+              <w:bottom w:val="single" w:color="EEF2F7" w:sz="4"/>
+              <w:right w:val="none" w:color="auto" w:sz="0"/>
+            </w:tcBorders>
+            <w:shd w:fill="FAFBFD" w:val="clear"/>
+            <w:tcMar>
+              <w:top w:type="dxa" w:w="105"/>
+              <w:left w:type="dxa" w:w="158"/>
+              <w:bottom w:type="dxa" w:w="105"/>
+              <w:right w:type="dxa" w:w="158"/>
+            </w:tcMar>
+            <w:vAlign w:val="top"/>
+          </w:tcPr>
+          <w:p>
+            <w:pPr>
+              <w:pStyle w:val="CudocTableCell"/>
+              <w:overflowPunct/>
+              <w:autoSpaceDN/>
+            </w:pPr>
+            <w:r>
+              <w:t xml:space="preserve">Regardless of </w:t>
+            </w:r>
+            <w:r>
+              <w:rPr>
+                <w:rStyle w:val="CudocCode"/>
+              </w:rPr>
+              <w:t xml:space="preserve">hours</w:t>
+            </w:r>
+            <w:r>
+              <w:t xml:space="preserve"> and </w:t>
+            </w:r>
+            <w:r>
+              <w:rPr>
+                <w:rStyle w:val="CudocCode"/>
+              </w:rPr>
+              <w:t xml:space="preserve">fields</w:t>
+            </w:r>
+            <w:r>
+              <w:t xml:space="preserve">.</w:t>
+            </w:r>
+          </w:p>
+        </w:tc>
+      </w:tr>
+      <w:tr>
+        <w:trPr>
+          <w:cantSplit/>
+          <w:tblHeader w:val="false"/>
+        </w:trPr>
+        <w:tc>
+          <w:tcPr>
+            <w:tcW w:type="dxa" w:w="3212"/>
+            <w:gridSpan w:val="1"/>
+            <w:tcBorders>
+              <w:top w:val="none" w:color="auto" w:sz="0"/>
+              <w:left w:val="none" w:color="auto" w:sz="0"/>
+              <w:bottom w:val="single" w:color="EEF2F7" w:sz="4"/>
+              <w:right w:val="none" w:color="auto" w:sz="0"/>
+            </w:tcBorders>
+            <w:tcMar>
+              <w:top w:type="dxa" w:w="105"/>
+              <w:left w:type="dxa" w:w="158"/>
+              <w:bottom w:type="dxa" w:w="105"/>
+              <w:right w:type="dxa" w:w="158"/>
+            </w:tcMar>
+            <w:vAlign w:val="top"/>
+          </w:tcPr>
+          <w:p>
+            <w:pPr>
+              <w:pStyle w:val="CudocTableCell"/>
+              <w:overflowPunct/>
+              <w:autoSpaceDN/>
+            </w:pPr>
+            <w:hyperlink w:history="1" r:id="rIdh7urbmu_ml4wsaoj3ubjf">
+              <w:r>
+                <w:t xml:space="preserve">Daily forecast</w:t>
+              </w:r>
+            </w:hyperlink>
+          </w:p>
+        </w:tc>
+        <w:tc>
+          <w:tcPr>
+            <w:tcW w:type="dxa" w:w="3212"/>
+            <w:gridSpan w:val="1"/>
+            <w:tcBorders>
+              <w:top w:val="none" w:color="auto" w:sz="0"/>
+              <w:left w:val="none" w:color="auto" w:sz="0"/>
+              <w:bottom w:val="single" w:color="EEF2F7" w:sz="4"/>
+              <w:right w:val="none" w:color="auto" w:sz="0"/>
+            </w:tcBorders>
+            <w:tcMar>
+              <w:top w:type="dxa" w:w="105"/>
+              <w:left w:type="dxa" w:w="158"/>
+              <w:bottom w:type="dxa" w:w="105"/>
+              <w:right w:type="dxa" w:w="158"/>
+            </w:tcMar>
+            <w:vAlign w:val="top"/>
+          </w:tcPr>
+          <w:p>
+            <w:pPr>
+              <w:pStyle w:val="CudocTableCell"/>
+              <w:overflowPunct/>
+              <w:autoSpaceDN/>
+            </w:pPr>
+            <w:r>
+              <w:t xml:space="preserve">2</w:t>
+            </w:r>
+          </w:p>
+        </w:tc>
+        <w:tc>
+          <w:tcPr>
+            <w:tcW w:type="dxa" w:w="3212"/>
+            <w:gridSpan w:val="1"/>
+            <w:tcBorders>
+              <w:top w:val="none" w:color="auto" w:sz="0"/>
+              <w:left w:val="none" w:color="auto" w:sz="0"/>
+              <w:bottom w:val="single" w:color="EEF2F7" w:sz="4"/>
+              <w:right w:val="none" w:color="auto" w:sz="0"/>
+            </w:tcBorders>
+            <w:tcMar>
+              <w:top w:type="dxa" w:w="105"/>
+              <w:left w:type="dxa" w:w="158"/>
+              <w:bottom w:type="dxa" w:w="105"/>
+              <w:right w:type="dxa" w:w="158"/>
+            </w:tcMar>
+            <w:vAlign w:val="top"/>
+          </w:tcPr>
+          <w:p>
+            <w:pPr>
+              <w:pStyle w:val="CudocTableCell"/>
+              <w:overflowPunct/>
+              <w:autoSpaceDN/>
+            </w:pPr>
+          </w:p>
+        </w:tc>
+      </w:tr>
+      <w:tr>
+        <w:trPr>
+          <w:cantSplit/>
+          <w:tblHeader w:val="false"/>
+        </w:trPr>
+        <w:tc>
+          <w:tcPr>
+            <w:tcW w:type="dxa" w:w="3212"/>
+            <w:gridSpan w:val="1"/>
+            <w:tcBorders>
+              <w:top w:val="none" w:color="auto" w:sz="0"/>
+              <w:left w:val="none" w:color="auto" w:sz="0"/>
+              <w:bottom w:val="single" w:color="EEF2F7" w:sz="4"/>
+              <w:right w:val="none" w:color="auto" w:sz="0"/>
+            </w:tcBorders>
+            <w:shd w:fill="FAFBFD" w:val="clear"/>
+            <w:tcMar>
+              <w:top w:type="dxa" w:w="105"/>
+              <w:left w:type="dxa" w:w="158"/>
+              <w:bottom w:type="dxa" w:w="105"/>
+              <w:right w:type="dxa" w:w="158"/>
+            </w:tcMar>
+            <w:vAlign w:val="top"/>
+          </w:tcPr>
+          <w:p>
+            <w:pPr>
+              <w:pStyle w:val="CudocTableCell"/>
+              <w:overflowPunct/>
+              <w:autoSpaceDN/>
+            </w:pPr>
+            <w:hyperlink w:history="1" r:id="rId2grhjnvu_nochvwfjow8n">
+              <w:r>
+                <w:t xml:space="preserve">Observation history</w:t>
+              </w:r>
+            </w:hyperlink>
+          </w:p>
+        </w:tc>
+        <w:tc>
+          <w:tcPr>
+            <w:tcW w:type="dxa" w:w="3212"/>
+            <w:gridSpan w:val="1"/>
+            <w:tcBorders>
+              <w:top w:val="none" w:color="auto" w:sz="0"/>
+              <w:left w:val="none" w:color="auto" w:sz="0"/>
+              <w:bottom w:val="single" w:color="EEF2F7" w:sz="4"/>
+              <w:right w:val="none" w:color="auto" w:sz="0"/>
+            </w:tcBorders>
+            <w:shd w:fill="FAFBFD" w:val="clear"/>
+            <w:tcMar>
+              <w:top w:type="dxa" w:w="105"/>
+              <w:left w:type="dxa" w:w="158"/>
+              <w:bottom w:type="dxa" w:w="105"/>
+              <w:right w:type="dxa" w:w="158"/>
+            </w:tcMar>
+            <w:vAlign w:val="top"/>
+          </w:tcPr>
+          <w:p>
+            <w:pPr>
+              <w:pStyle w:val="CudocTableCell"/>
+              <w:overflowPunct/>
+              <w:autoSpaceDN/>
+            </w:pPr>
+            <w:r>
+              <w:t xml:space="preserve">5 per page</w:t>
+            </w:r>
+          </w:p>
+        </w:tc>
+        <w:tc>
+          <w:tcPr>
+            <w:tcW w:type="dxa" w:w="3212"/>
+            <w:gridSpan w:val="1"/>
+            <w:tcBorders>
+              <w:top w:val="none" w:color="auto" w:sz="0"/>
+              <w:left w:val="none" w:color="auto" w:sz="0"/>
+              <w:bottom w:val="single" w:color="EEF2F7" w:sz="4"/>
+              <w:right w:val="none" w:color="auto" w:sz="0"/>
+            </w:tcBorders>
+            <w:shd w:fill="FAFBFD" w:val="clear"/>
+            <w:tcMar>
+              <w:top w:type="dxa" w:w="105"/>
+              <w:left w:type="dxa" w:w="158"/>
+              <w:bottom w:type="dxa" w:w="105"/>
+              <w:right w:type="dxa" w:w="158"/>
+            </w:tcMar>
+            <w:vAlign w:val="top"/>
+          </w:tcPr>
+          <w:p>
+            <w:pPr>
+              <w:pStyle w:val="CudocTableCell"/>
+              <w:overflowPunct/>
+              <w:autoSpaceDN/>
+            </w:pPr>
+            <w:r>
+              <w:t xml:space="preserve">A page of 1,000 rows costs the same as one of 10.</w:t>
+            </w:r>
+          </w:p>
+        </w:tc>
+      </w:tr>
+      <w:tr>
+        <w:trPr>
+          <w:cantSplit/>
+          <w:tblHeader w:val="false"/>
+        </w:trPr>
+        <w:tc>
+          <w:tcPr>
+            <w:tcW w:type="dxa" w:w="3212"/>
+            <w:gridSpan w:val="1"/>
+            <w:tcBorders>
+              <w:top w:val="none" w:color="auto" w:sz="0"/>
+              <w:left w:val="none" w:color="auto" w:sz="0"/>
+              <w:bottom w:val="single" w:color="EEF2F7" w:sz="4"/>
+              <w:right w:val="none" w:color="auto" w:sz="0"/>
+            </w:tcBorders>
+            <w:tcMar>
+              <w:top w:type="dxa" w:w="105"/>
+              <w:left w:type="dxa" w:w="158"/>
+              <w:bottom w:type="dxa" w:w="105"/>
+              <w:right w:type="dxa" w:w="158"/>
+            </w:tcMar>
+            <w:vAlign w:val="top"/>
+          </w:tcPr>
+          <w:p>
+            <w:pPr>
+              <w:pStyle w:val="CudocTableCell"/>
+              <w:overflowPunct/>
+              <w:autoSpaceDN/>
+            </w:pPr>
+            <w:hyperlink w:history="1" r:id="rIdmrvtxa6i8f-bxg7pbshg4">
+              <w:r>
+                <w:t xml:space="preserve">Station directory</w:t>
+              </w:r>
+            </w:hyperlink>
+          </w:p>
+        </w:tc>
+        <w:tc>
+          <w:tcPr>
+            <w:tcW w:type="dxa" w:w="3212"/>
+            <w:gridSpan w:val="1"/>
+            <w:tcBorders>
+              <w:top w:val="none" w:color="auto" w:sz="0"/>
+              <w:left w:val="none" w:color="auto" w:sz="0"/>
+              <w:bottom w:val="single" w:color="EEF2F7" w:sz="4"/>
+              <w:right w:val="none" w:color="auto" w:sz="0"/>
+            </w:tcBorders>
+            <w:tcMar>
+              <w:top w:type="dxa" w:w="105"/>
+              <w:left w:type="dxa" w:w="158"/>
+              <w:bottom w:type="dxa" w:w="105"/>
+              <w:right w:type="dxa" w:w="158"/>
+            </w:tcMar>
+            <w:vAlign w:val="top"/>
+          </w:tcPr>
+          <w:p>
+            <w:pPr>
+              <w:pStyle w:val="CudocTableCell"/>
+              <w:overflowPunct/>
+              <w:autoSpaceDN/>
+            </w:pPr>
+            <w:r>
+              <w:t xml:space="preserve">1 per page</w:t>
+            </w:r>
+          </w:p>
+        </w:tc>
+        <w:tc>
+          <w:tcPr>
+            <w:tcW w:type="dxa" w:w="3212"/>
+            <w:gridSpan w:val="1"/>
+            <w:tcBorders>
+              <w:top w:val="none" w:color="auto" w:sz="0"/>
+              <w:left w:val="none" w:color="auto" w:sz="0"/>
+              <w:bottom w:val="single" w:color="EEF2F7" w:sz="4"/>
+              <w:right w:val="none" w:color="auto" w:sz="0"/>
+            </w:tcBorders>
+            <w:tcMar>
+              <w:top w:type="dxa" w:w="105"/>
+              <w:left w:type="dxa" w:w="158"/>
+              <w:bottom w:type="dxa" w:w="105"/>
+              <w:right w:type="dxa" w:w="158"/>
+            </w:tcMar>
+            <w:vAlign w:val="top"/>
+          </w:tcPr>
+          <w:p>
+            <w:pPr>
+              <w:pStyle w:val="CudocTableCell"/>
+              <w:overflowPunct/>
+              <w:autoSpaceDN/>
+            </w:pPr>
+          </w:p>
+        </w:tc>
+      </w:tr>
+      <w:tr>
+        <w:trPr>
+          <w:cantSplit/>
+          <w:tblHeader w:val="false"/>
+        </w:trPr>
+        <w:tc>
+          <w:tcPr>
+            <w:tcW w:type="dxa" w:w="3212"/>
+            <w:gridSpan w:val="1"/>
+            <w:tcBorders>
+              <w:top w:val="none" w:color="auto" w:sz="0"/>
+              <w:left w:val="none" w:color="auto" w:sz="0"/>
+              <w:bottom w:val="single" w:color="EEF2F7" w:sz="4"/>
+              <w:right w:val="none" w:color="auto" w:sz="0"/>
+            </w:tcBorders>
+            <w:shd w:fill="FAFBFD" w:val="clear"/>
+            <w:tcMar>
+              <w:top w:type="dxa" w:w="105"/>
+              <w:left w:type="dxa" w:w="158"/>
+              <w:bottom w:type="dxa" w:w="105"/>
+              <w:right w:type="dxa" w:w="158"/>
+            </w:tcMar>
+            <w:vAlign w:val="top"/>
+          </w:tcPr>
+          <w:p>
+            <w:pPr>
+              <w:pStyle w:val="CudocTableCell"/>
+              <w:overflowPunct/>
+              <w:autoSpaceDN/>
+            </w:pPr>
+            <w:hyperlink w:history="1" r:id="rIdyzxdy8-as8xgqnturobnf">
+              <w:r>
+                <w:t xml:space="preserve">Station detail</w:t>
+              </w:r>
+            </w:hyperlink>
+          </w:p>
+        </w:tc>
+        <w:tc>
+          <w:tcPr>
+            <w:tcW w:type="dxa" w:w="3212"/>
+            <w:gridSpan w:val="1"/>
+            <w:tcBorders>
+              <w:top w:val="none" w:color="auto" w:sz="0"/>
+              <w:left w:val="none" w:color="auto" w:sz="0"/>
+              <w:bottom w:val="single" w:color="EEF2F7" w:sz="4"/>
+              <w:right w:val="none" w:color="auto" w:sz="0"/>
+            </w:tcBorders>
+            <w:shd w:fill="FAFBFD" w:val="clear"/>
+            <w:tcMar>
+              <w:top w:type="dxa" w:w="105"/>
+              <w:left w:type="dxa" w:w="158"/>
+              <w:bottom w:type="dxa" w:w="105"/>
+              <w:right w:type="dxa" w:w="158"/>
+            </w:tcMar>
+            <w:vAlign w:val="top"/>
+          </w:tcPr>
+          <w:p>
+            <w:pPr>
+              <w:pStyle w:val="CudocTableCell"/>
+              <w:overflowPunct/>
+              <w:autoSpaceDN/>
+            </w:pPr>
+            <w:r>
+              <w:t xml:space="preserve">1</w:t>
+            </w:r>
+          </w:p>
+        </w:tc>
+        <w:tc>
+          <w:tcPr>
+            <w:tcW w:type="dxa" w:w="3212"/>
+            <w:gridSpan w:val="1"/>
+            <w:tcBorders>
+              <w:top w:val="none" w:color="auto" w:sz="0"/>
+              <w:left w:val="none" w:color="auto" w:sz="0"/>
+              <w:bottom w:val="single" w:color="EEF2F7" w:sz="4"/>
+              <w:right w:val="none" w:color="auto" w:sz="0"/>
+            </w:tcBorders>
+            <w:shd w:fill="FAFBFD" w:val="clear"/>
+            <w:tcMar>
+              <w:top w:type="dxa" w:w="105"/>
+              <w:left w:type="dxa" w:w="158"/>
+              <w:bottom w:type="dxa" w:w="105"/>
+              <w:right w:type="dxa" w:w="158"/>
+            </w:tcMar>
+            <w:vAlign w:val="top"/>
+          </w:tcPr>
+          <w:p>
+            <w:pPr>
+              <w:pStyle w:val="CudocTableCell"/>
+              <w:overflowPunct/>
+              <w:autoSpaceDN/>
+            </w:pPr>
+            <w:r>
+              <w:t xml:space="preserve">Cache it for a day.</w:t>
+            </w:r>
+          </w:p>
+        </w:tc>
+      </w:tr>
+      <w:tr>
+        <w:trPr>
+          <w:cantSplit/>
+          <w:tblHeader w:val="false"/>
+        </w:trPr>
+        <w:tc>
+          <w:tcPr>
+            <w:tcW w:type="dxa" w:w="3212"/>
+            <w:gridSpan w:val="1"/>
+            <w:tcBorders>
+              <w:top w:val="none" w:color="auto" w:sz="0"/>
+              <w:left w:val="none" w:color="auto" w:sz="0"/>
+              <w:bottom w:val="none" w:color="auto" w:sz="0"/>
+              <w:right w:val="none" w:color="auto" w:sz="0"/>
+            </w:tcBorders>
+            <w:tcMar>
+              <w:top w:type="dxa" w:w="105"/>
+              <w:left w:type="dxa" w:w="158"/>
+              <w:bottom w:type="dxa" w:w="105"/>
+              <w:right w:type="dxa" w:w="158"/>
+            </w:tcMar>
+            <w:vAlign w:val="top"/>
+          </w:tcPr>
+          <w:p>
+            <w:pPr>
+              <w:pStyle w:val="CudocTableCell"/>
+              <w:overflowPunct/>
+              <w:autoSpaceDN/>
+            </w:pPr>
+            <w:hyperlink w:history="1" r:id="rIdmaatak_xzfja-phowej2c">
+              <w:r>
+                <w:t xml:space="preserve">Weather alerts</w:t>
+              </w:r>
+            </w:hyperlink>
+          </w:p>
+        </w:tc>
+        <w:tc>
+          <w:tcPr>
+            <w:tcW w:type="dxa" w:w="3212"/>
+            <w:gridSpan w:val="1"/>
+            <w:tcBorders>
+              <w:top w:val="none" w:color="auto" w:sz="0"/>
+              <w:left w:val="none" w:color="auto" w:sz="0"/>
+              <w:bottom w:val="none" w:color="auto" w:sz="0"/>
+              <w:right w:val="none" w:color="auto" w:sz="0"/>
+            </w:tcBorders>
+            <w:tcMar>
+              <w:top w:type="dxa" w:w="105"/>
+              <w:left w:type="dxa" w:w="158"/>
+              <w:bottom w:type="dxa" w:w="105"/>
+              <w:right w:type="dxa" w:w="158"/>
+            </w:tcMar>
+            <w:vAlign w:val="top"/>
+          </w:tcPr>
+          <w:p>
+            <w:pPr>
+              <w:pStyle w:val="CudocTableCell"/>
+              <w:overflowPunct/>
+              <w:autoSpaceDN/>
+            </w:pPr>
+            <w:r>
+              <w:t xml:space="preserve">1</w:t>
+            </w:r>
+          </w:p>
+        </w:tc>
+        <w:tc>
+          <w:tcPr>
+            <w:tcW w:type="dxa" w:w="3212"/>
+            <w:gridSpan w:val="1"/>
+            <w:tcBorders>
+              <w:top w:val="none" w:color="auto" w:sz="0"/>
+              <w:left w:val="none" w:color="auto" w:sz="0"/>
+              <w:bottom w:val="none" w:color="auto" w:sz="0"/>
+              <w:right w:val="none" w:color="auto" w:sz="0"/>
+            </w:tcBorders>
+            <w:tcMar>
+              <w:top w:type="dxa" w:w="105"/>
+              <w:left w:type="dxa" w:w="158"/>
+              <w:bottom w:type="dxa" w:w="105"/>
+              <w:right w:type="dxa" w:w="158"/>
+            </w:tcMar>
+            <w:vAlign w:val="top"/>
+          </w:tcPr>
+          <w:p>
+            <w:pPr>
+              <w:pStyle w:val="CudocTableCell"/>
+              <w:overflowPunct/>
+              <w:autoSpaceDN/>
+            </w:pPr>
+            <w:r>
+              <w:t xml:space="preserve">Business and Enterprise plans.</w:t>
+            </w:r>
+          </w:p>
+        </w:tc>
+      </w:tr>
+    </w:tbl>
+    <w:p>
+      <w:pPr>
+        <w:pStyle w:val="CudocBody"/>
+        <w:overflowPunct/>
+        <w:spacing w:before="210"/>
+        <w:autoSpaceDN/>
+      </w:pPr>
+      <w:r>
+        <w:rPr>
+          <w:rStyle w:val="CudocCode"/>
+        </w:rPr>
+        <w:t xml:space="preserve">X-Limit-Hour</w:t>
+      </w:r>
+      <w:r>
+        <w:t xml:space="preserve"> reports the remaining hour budget in cost units, not in requests; </w:t>
+      </w:r>
+      <w:r>
+        <w:rPr>
+          <w:rStyle w:val="CudocCode"/>
+        </w:rPr>
+        <w:t xml:space="preserve">X-Limit-Minute</w:t>
+      </w:r>
+      <w:r>
+        <w:t xml:space="preserve"> counts requests, since only one endpoint has a minute window.</w:t>
+      </w:r>
+    </w:p>
+    <w:p>
+      <w:pPr>
+        <w:pStyle w:val="Heading2"/>
+        <w:overflowPunct/>
+        <w:autoSpaceDN/>
+      </w:pPr>
+      <w:bookmarkStart w:name="cudoc8zey7K4Di8xHlBV00R0uBvTRHF" w:id="7"/>
+      <w:r>
+        <w:t xml:space="preserve">Plans compared</w:t>
+      </w:r>
+      <w:bookmarkEnd w:id="7"/>
+    </w:p>
+    <w:p>
+      <w:pPr>
+        <w:pStyle w:val="CudocBody"/>
+        <w:overflowPunct/>
+        <w:autoSpaceDN/>
+      </w:pPr>
+      <w:r>
+        <w:t xml:space="preserve">The plans differ in window size, forecast horizon, history retention and support. The table has seven columns, so the paginated outputs put it on a landscape page of its own.</w:t>
       </w:r>
     </w:p>
     <w:p>
@@ -1534,24 +2964,26 @@
     </w:p>
     <w:p>
       <w:pPr>
+        <w:pStyle w:val="CudocBody"/>
+        <w:overflowPunct/>
         <w:spacing w:before="210"/>
-      </w:pPr>
-      <w:r>
-        <w:br w:type="page"/>
+        <w:autoSpaceDN/>
+      </w:pPr>
+      <w:r>
+        <w:t xml:space="preserve">Stations counts the distinct stations a project's keys may read, not the number of keys; a project may hold up to ten keys. The minute window applies per key, and the hour window applies to the project as a whole, so it is shared by every key the project holds.</w:t>
       </w:r>
     </w:p>
     <w:p>
       <w:pPr>
-        <w:pStyle w:val="Heading2"/>
-        <w:pageBreakBefore/>
+        <w:pStyle w:val="Heading3"/>
         <w:overflowPunct/>
         <w:autoSpaceDN/>
       </w:pPr>
-      <w:bookmarkStart w:name="cudocAuSR5IEYaEyKOF8QgyDuwu0sLF" w:id="6"/>
-      <w:r>
-        <w:t xml:space="preserve">Appendix: measuring your own usage</w:t>
-      </w:r>
-      <w:bookmarkEnd w:id="6"/>
+      <w:bookmarkStart w:name="cudocSArzFrjW9K73pXAblrA2VZt0uZ" w:id="8"/>
+      <w:r>
+        <w:t xml:space="preserve">Changing plans</w:t>
+      </w:r>
+      <w:bookmarkEnd w:id="8"/>
     </w:p>
     <w:p>
       <w:pPr>
@@ -1560,7 +2992,885 @@
         <w:autoSpaceDN/>
       </w:pPr>
       <w:r>
-        <w:t xml:space="preserve">Log the two limit headers with every response and chart the minimum per minute. A flat line near zero means a client is polling faster than the sixty-second cache refreshes; slow it down rather than raising the plan.</w:t>
+        <w:t xml:space="preserve">An upgrade takes effect within a minute and widens the current windows in place, so a client that is being limited recovers without waiting for the hour to roll over. A downgrade takes effect at the end of the billing period. History older than the new retention stops being served at that point but is kept for thirty days, so a downgrade made by mistake can be reversed without loss.</w:t>
+      </w:r>
+    </w:p>
+    <w:tbl>
+      <w:tblPr>
+        <w:tblW w:type="pct" w:w="100%"/>
+        <w:tblBorders>
+          <w:top w:val="single" w:color="E2E8F0" w:sz="4"/>
+          <w:left w:val="none" w:color="auto" w:sz="0"/>
+          <w:bottom w:val="single" w:color="E2E8F0" w:sz="4"/>
+          <w:right w:val="none" w:color="auto" w:sz="0"/>
+          <w:insideH w:val="none" w:color="auto" w:sz="0"/>
+          <w:insideV w:val="none" w:color="auto" w:sz="0"/>
+        </w:tblBorders>
+      </w:tblPr>
+      <w:tblGrid>
+        <w:gridCol w:w="2409"/>
+        <w:gridCol w:w="2409"/>
+        <w:gridCol w:w="2409"/>
+        <w:gridCol w:w="2409"/>
+      </w:tblGrid>
+      <w:tr>
+        <w:trPr>
+          <w:cantSplit/>
+          <w:tblHeader/>
+        </w:trPr>
+        <w:tc>
+          <w:tcPr>
+            <w:tcW w:type="dxa" w:w="2409"/>
+            <w:gridSpan w:val="1"/>
+            <w:tcBorders>
+              <w:top w:val="none" w:color="auto" w:sz="0"/>
+              <w:left w:val="none" w:color="auto" w:sz="0"/>
+              <w:bottom w:val="single" w:color="E2E8F0" w:sz="4"/>
+              <w:right w:val="none" w:color="auto" w:sz="0"/>
+            </w:tcBorders>
+            <w:tcMar>
+              <w:top w:type="dxa" w:w="105"/>
+              <w:left w:type="dxa" w:w="158"/>
+              <w:bottom w:type="dxa" w:w="105"/>
+              <w:right w:type="dxa" w:w="158"/>
+            </w:tcMar>
+            <w:vAlign w:val="top"/>
+          </w:tcPr>
+          <w:p>
+            <w:pPr>
+              <w:pStyle w:val="CudocTableHeader"/>
+              <w:overflowPunct/>
+              <w:autoSpaceDN/>
+            </w:pPr>
+            <w:r>
+              <w:t xml:space="preserve">Change</w:t>
+            </w:r>
+          </w:p>
+        </w:tc>
+        <w:tc>
+          <w:tcPr>
+            <w:tcW w:type="dxa" w:w="2409"/>
+            <w:gridSpan w:val="1"/>
+            <w:tcBorders>
+              <w:top w:val="none" w:color="auto" w:sz="0"/>
+              <w:left w:val="none" w:color="auto" w:sz="0"/>
+              <w:bottom w:val="single" w:color="E2E8F0" w:sz="4"/>
+              <w:right w:val="none" w:color="auto" w:sz="0"/>
+            </w:tcBorders>
+            <w:tcMar>
+              <w:top w:type="dxa" w:w="105"/>
+              <w:left w:type="dxa" w:w="158"/>
+              <w:bottom w:type="dxa" w:w="105"/>
+              <w:right w:type="dxa" w:w="158"/>
+            </w:tcMar>
+            <w:vAlign w:val="top"/>
+          </w:tcPr>
+          <w:p>
+            <w:pPr>
+              <w:pStyle w:val="CudocTableHeader"/>
+              <w:overflowPunct/>
+              <w:autoSpaceDN/>
+            </w:pPr>
+            <w:r>
+              <w:t xml:space="preserve">Takes effect</w:t>
+            </w:r>
+          </w:p>
+        </w:tc>
+        <w:tc>
+          <w:tcPr>
+            <w:tcW w:type="dxa" w:w="2409"/>
+            <w:gridSpan w:val="1"/>
+            <w:tcBorders>
+              <w:top w:val="none" w:color="auto" w:sz="0"/>
+              <w:left w:val="none" w:color="auto" w:sz="0"/>
+              <w:bottom w:val="single" w:color="E2E8F0" w:sz="4"/>
+              <w:right w:val="none" w:color="auto" w:sz="0"/>
+            </w:tcBorders>
+            <w:tcMar>
+              <w:top w:type="dxa" w:w="105"/>
+              <w:left w:type="dxa" w:w="158"/>
+              <w:bottom w:type="dxa" w:w="105"/>
+              <w:right w:type="dxa" w:w="158"/>
+            </w:tcMar>
+            <w:vAlign w:val="top"/>
+          </w:tcPr>
+          <w:p>
+            <w:pPr>
+              <w:pStyle w:val="CudocTableHeader"/>
+              <w:overflowPunct/>
+              <w:autoSpaceDN/>
+            </w:pPr>
+            <w:r>
+              <w:t xml:space="preserve">Windows</w:t>
+            </w:r>
+          </w:p>
+        </w:tc>
+        <w:tc>
+          <w:tcPr>
+            <w:tcW w:type="dxa" w:w="2409"/>
+            <w:gridSpan w:val="1"/>
+            <w:tcBorders>
+              <w:top w:val="none" w:color="auto" w:sz="0"/>
+              <w:left w:val="none" w:color="auto" w:sz="0"/>
+              <w:bottom w:val="single" w:color="E2E8F0" w:sz="4"/>
+              <w:right w:val="none" w:color="auto" w:sz="0"/>
+            </w:tcBorders>
+            <w:tcMar>
+              <w:top w:type="dxa" w:w="105"/>
+              <w:left w:type="dxa" w:w="158"/>
+              <w:bottom w:type="dxa" w:w="105"/>
+              <w:right w:type="dxa" w:w="158"/>
+            </w:tcMar>
+            <w:vAlign w:val="top"/>
+          </w:tcPr>
+          <w:p>
+            <w:pPr>
+              <w:pStyle w:val="CudocTableHeader"/>
+              <w:overflowPunct/>
+              <w:autoSpaceDN/>
+            </w:pPr>
+            <w:r>
+              <w:t xml:space="preserve">History</w:t>
+            </w:r>
+          </w:p>
+        </w:tc>
+      </w:tr>
+      <w:tr>
+        <w:trPr>
+          <w:cantSplit/>
+          <w:tblHeader w:val="false"/>
+        </w:trPr>
+        <w:tc>
+          <w:tcPr>
+            <w:tcW w:type="dxa" w:w="2409"/>
+            <w:gridSpan w:val="1"/>
+            <w:tcBorders>
+              <w:top w:val="none" w:color="auto" w:sz="0"/>
+              <w:left w:val="none" w:color="auto" w:sz="0"/>
+              <w:bottom w:val="single" w:color="EEF2F7" w:sz="4"/>
+              <w:right w:val="none" w:color="auto" w:sz="0"/>
+            </w:tcBorders>
+            <w:tcMar>
+              <w:top w:type="dxa" w:w="105"/>
+              <w:left w:type="dxa" w:w="158"/>
+              <w:bottom w:type="dxa" w:w="105"/>
+              <w:right w:type="dxa" w:w="158"/>
+            </w:tcMar>
+            <w:vAlign w:val="top"/>
+          </w:tcPr>
+          <w:p>
+            <w:pPr>
+              <w:pStyle w:val="CudocTableCell"/>
+              <w:overflowPunct/>
+              <w:autoSpaceDN/>
+            </w:pPr>
+            <w:r>
+              <w:t xml:space="preserve">Upgrade</w:t>
+            </w:r>
+          </w:p>
+        </w:tc>
+        <w:tc>
+          <w:tcPr>
+            <w:tcW w:type="dxa" w:w="2409"/>
+            <w:gridSpan w:val="1"/>
+            <w:tcBorders>
+              <w:top w:val="none" w:color="auto" w:sz="0"/>
+              <w:left w:val="none" w:color="auto" w:sz="0"/>
+              <w:bottom w:val="single" w:color="EEF2F7" w:sz="4"/>
+              <w:right w:val="none" w:color="auto" w:sz="0"/>
+            </w:tcBorders>
+            <w:tcMar>
+              <w:top w:type="dxa" w:w="105"/>
+              <w:left w:type="dxa" w:w="158"/>
+              <w:bottom w:type="dxa" w:w="105"/>
+              <w:right w:type="dxa" w:w="158"/>
+            </w:tcMar>
+            <w:vAlign w:val="top"/>
+          </w:tcPr>
+          <w:p>
+            <w:pPr>
+              <w:pStyle w:val="CudocTableCell"/>
+              <w:overflowPunct/>
+              <w:autoSpaceDN/>
+            </w:pPr>
+            <w:r>
+              <w:t xml:space="preserve">Within a minute</w:t>
+            </w:r>
+          </w:p>
+        </w:tc>
+        <w:tc>
+          <w:tcPr>
+            <w:tcW w:type="dxa" w:w="2409"/>
+            <w:gridSpan w:val="1"/>
+            <w:tcBorders>
+              <w:top w:val="none" w:color="auto" w:sz="0"/>
+              <w:left w:val="none" w:color="auto" w:sz="0"/>
+              <w:bottom w:val="single" w:color="EEF2F7" w:sz="4"/>
+              <w:right w:val="none" w:color="auto" w:sz="0"/>
+            </w:tcBorders>
+            <w:tcMar>
+              <w:top w:type="dxa" w:w="105"/>
+              <w:left w:type="dxa" w:w="158"/>
+              <w:bottom w:type="dxa" w:w="105"/>
+              <w:right w:type="dxa" w:w="158"/>
+            </w:tcMar>
+            <w:vAlign w:val="top"/>
+          </w:tcPr>
+          <w:p>
+            <w:pPr>
+              <w:pStyle w:val="CudocTableCell"/>
+              <w:overflowPunct/>
+              <w:autoSpaceDN/>
+            </w:pPr>
+            <w:r>
+              <w:t xml:space="preserve">Widened in place</w:t>
+            </w:r>
+          </w:p>
+        </w:tc>
+        <w:tc>
+          <w:tcPr>
+            <w:tcW w:type="dxa" w:w="2409"/>
+            <w:gridSpan w:val="1"/>
+            <w:tcBorders>
+              <w:top w:val="none" w:color="auto" w:sz="0"/>
+              <w:left w:val="none" w:color="auto" w:sz="0"/>
+              <w:bottom w:val="single" w:color="EEF2F7" w:sz="4"/>
+              <w:right w:val="none" w:color="auto" w:sz="0"/>
+            </w:tcBorders>
+            <w:tcMar>
+              <w:top w:type="dxa" w:w="105"/>
+              <w:left w:type="dxa" w:w="158"/>
+              <w:bottom w:type="dxa" w:w="105"/>
+              <w:right w:type="dxa" w:w="158"/>
+            </w:tcMar>
+            <w:vAlign w:val="top"/>
+          </w:tcPr>
+          <w:p>
+            <w:pPr>
+              <w:pStyle w:val="CudocTableCell"/>
+              <w:overflowPunct/>
+              <w:autoSpaceDN/>
+            </w:pPr>
+            <w:r>
+              <w:t xml:space="preserve">Older history becomes available at once</w:t>
+            </w:r>
+          </w:p>
+        </w:tc>
+      </w:tr>
+      <w:tr>
+        <w:trPr>
+          <w:cantSplit/>
+          <w:tblHeader w:val="false"/>
+        </w:trPr>
+        <w:tc>
+          <w:tcPr>
+            <w:tcW w:type="dxa" w:w="2409"/>
+            <w:gridSpan w:val="1"/>
+            <w:tcBorders>
+              <w:top w:val="none" w:color="auto" w:sz="0"/>
+              <w:left w:val="none" w:color="auto" w:sz="0"/>
+              <w:bottom w:val="single" w:color="EEF2F7" w:sz="4"/>
+              <w:right w:val="none" w:color="auto" w:sz="0"/>
+            </w:tcBorders>
+            <w:shd w:fill="FAFBFD" w:val="clear"/>
+            <w:tcMar>
+              <w:top w:type="dxa" w:w="105"/>
+              <w:left w:type="dxa" w:w="158"/>
+              <w:bottom w:type="dxa" w:w="105"/>
+              <w:right w:type="dxa" w:w="158"/>
+            </w:tcMar>
+            <w:vAlign w:val="top"/>
+          </w:tcPr>
+          <w:p>
+            <w:pPr>
+              <w:pStyle w:val="CudocTableCell"/>
+              <w:overflowPunct/>
+              <w:autoSpaceDN/>
+            </w:pPr>
+            <w:r>
+              <w:t xml:space="preserve">Downgrade</w:t>
+            </w:r>
+          </w:p>
+        </w:tc>
+        <w:tc>
+          <w:tcPr>
+            <w:tcW w:type="dxa" w:w="2409"/>
+            <w:gridSpan w:val="1"/>
+            <w:tcBorders>
+              <w:top w:val="none" w:color="auto" w:sz="0"/>
+              <w:left w:val="none" w:color="auto" w:sz="0"/>
+              <w:bottom w:val="single" w:color="EEF2F7" w:sz="4"/>
+              <w:right w:val="none" w:color="auto" w:sz="0"/>
+            </w:tcBorders>
+            <w:shd w:fill="FAFBFD" w:val="clear"/>
+            <w:tcMar>
+              <w:top w:type="dxa" w:w="105"/>
+              <w:left w:type="dxa" w:w="158"/>
+              <w:bottom w:type="dxa" w:w="105"/>
+              <w:right w:type="dxa" w:w="158"/>
+            </w:tcMar>
+            <w:vAlign w:val="top"/>
+          </w:tcPr>
+          <w:p>
+            <w:pPr>
+              <w:pStyle w:val="CudocTableCell"/>
+              <w:overflowPunct/>
+              <w:autoSpaceDN/>
+            </w:pPr>
+            <w:r>
+              <w:t xml:space="preserve">End of the billing period</w:t>
+            </w:r>
+          </w:p>
+        </w:tc>
+        <w:tc>
+          <w:tcPr>
+            <w:tcW w:type="dxa" w:w="2409"/>
+            <w:gridSpan w:val="1"/>
+            <w:tcBorders>
+              <w:top w:val="none" w:color="auto" w:sz="0"/>
+              <w:left w:val="none" w:color="auto" w:sz="0"/>
+              <w:bottom w:val="single" w:color="EEF2F7" w:sz="4"/>
+              <w:right w:val="none" w:color="auto" w:sz="0"/>
+            </w:tcBorders>
+            <w:shd w:fill="FAFBFD" w:val="clear"/>
+            <w:tcMar>
+              <w:top w:type="dxa" w:w="105"/>
+              <w:left w:type="dxa" w:w="158"/>
+              <w:bottom w:type="dxa" w:w="105"/>
+              <w:right w:type="dxa" w:w="158"/>
+            </w:tcMar>
+            <w:vAlign w:val="top"/>
+          </w:tcPr>
+          <w:p>
+            <w:pPr>
+              <w:pStyle w:val="CudocTableCell"/>
+              <w:overflowPunct/>
+              <w:autoSpaceDN/>
+            </w:pPr>
+            <w:r>
+              <w:t xml:space="preserve">Narrowed at the next hour window</w:t>
+            </w:r>
+          </w:p>
+        </w:tc>
+        <w:tc>
+          <w:tcPr>
+            <w:tcW w:type="dxa" w:w="2409"/>
+            <w:gridSpan w:val="1"/>
+            <w:tcBorders>
+              <w:top w:val="none" w:color="auto" w:sz="0"/>
+              <w:left w:val="none" w:color="auto" w:sz="0"/>
+              <w:bottom w:val="single" w:color="EEF2F7" w:sz="4"/>
+              <w:right w:val="none" w:color="auto" w:sz="0"/>
+            </w:tcBorders>
+            <w:shd w:fill="FAFBFD" w:val="clear"/>
+            <w:tcMar>
+              <w:top w:type="dxa" w:w="105"/>
+              <w:left w:type="dxa" w:w="158"/>
+              <w:bottom w:type="dxa" w:w="105"/>
+              <w:right w:type="dxa" w:w="158"/>
+            </w:tcMar>
+            <w:vAlign w:val="top"/>
+          </w:tcPr>
+          <w:p>
+            <w:pPr>
+              <w:pStyle w:val="CudocTableCell"/>
+              <w:overflowPunct/>
+              <w:autoSpaceDN/>
+            </w:pPr>
+            <w:r>
+              <w:t xml:space="preserve">Kept for thirty days, then trimmed</w:t>
+            </w:r>
+          </w:p>
+        </w:tc>
+      </w:tr>
+      <w:tr>
+        <w:trPr>
+          <w:cantSplit/>
+          <w:tblHeader w:val="false"/>
+        </w:trPr>
+        <w:tc>
+          <w:tcPr>
+            <w:tcW w:type="dxa" w:w="2409"/>
+            <w:gridSpan w:val="1"/>
+            <w:tcBorders>
+              <w:top w:val="none" w:color="auto" w:sz="0"/>
+              <w:left w:val="none" w:color="auto" w:sz="0"/>
+              <w:bottom w:val="none" w:color="auto" w:sz="0"/>
+              <w:right w:val="none" w:color="auto" w:sz="0"/>
+            </w:tcBorders>
+            <w:tcMar>
+              <w:top w:type="dxa" w:w="105"/>
+              <w:left w:type="dxa" w:w="158"/>
+              <w:bottom w:type="dxa" w:w="105"/>
+              <w:right w:type="dxa" w:w="158"/>
+            </w:tcMar>
+            <w:vAlign w:val="top"/>
+          </w:tcPr>
+          <w:p>
+            <w:pPr>
+              <w:pStyle w:val="CudocTableCell"/>
+              <w:overflowPunct/>
+              <w:autoSpaceDN/>
+            </w:pPr>
+            <w:r>
+              <w:t xml:space="preserve">Cancellation</w:t>
+            </w:r>
+          </w:p>
+        </w:tc>
+        <w:tc>
+          <w:tcPr>
+            <w:tcW w:type="dxa" w:w="2409"/>
+            <w:gridSpan w:val="1"/>
+            <w:tcBorders>
+              <w:top w:val="none" w:color="auto" w:sz="0"/>
+              <w:left w:val="none" w:color="auto" w:sz="0"/>
+              <w:bottom w:val="none" w:color="auto" w:sz="0"/>
+              <w:right w:val="none" w:color="auto" w:sz="0"/>
+            </w:tcBorders>
+            <w:tcMar>
+              <w:top w:type="dxa" w:w="105"/>
+              <w:left w:type="dxa" w:w="158"/>
+              <w:bottom w:type="dxa" w:w="105"/>
+              <w:right w:type="dxa" w:w="158"/>
+            </w:tcMar>
+            <w:vAlign w:val="top"/>
+          </w:tcPr>
+          <w:p>
+            <w:pPr>
+              <w:pStyle w:val="CudocTableCell"/>
+              <w:overflowPunct/>
+              <w:autoSpaceDN/>
+            </w:pPr>
+            <w:r>
+              <w:t xml:space="preserve">End of the billing period</w:t>
+            </w:r>
+          </w:p>
+        </w:tc>
+        <w:tc>
+          <w:tcPr>
+            <w:tcW w:type="dxa" w:w="2409"/>
+            <w:gridSpan w:val="1"/>
+            <w:tcBorders>
+              <w:top w:val="none" w:color="auto" w:sz="0"/>
+              <w:left w:val="none" w:color="auto" w:sz="0"/>
+              <w:bottom w:val="none" w:color="auto" w:sz="0"/>
+              <w:right w:val="none" w:color="auto" w:sz="0"/>
+            </w:tcBorders>
+            <w:tcMar>
+              <w:top w:type="dxa" w:w="105"/>
+              <w:left w:type="dxa" w:w="158"/>
+              <w:bottom w:type="dxa" w:w="105"/>
+              <w:right w:type="dxa" w:w="158"/>
+            </w:tcMar>
+            <w:vAlign w:val="top"/>
+          </w:tcPr>
+          <w:p>
+            <w:pPr>
+              <w:pStyle w:val="CudocTableCell"/>
+              <w:overflowPunct/>
+              <w:autoSpaceDN/>
+            </w:pPr>
+            <w:r>
+              <w:t xml:space="preserve">Live keys stop; test keys keep working</w:t>
+            </w:r>
+          </w:p>
+        </w:tc>
+        <w:tc>
+          <w:tcPr>
+            <w:tcW w:type="dxa" w:w="2409"/>
+            <w:gridSpan w:val="1"/>
+            <w:tcBorders>
+              <w:top w:val="none" w:color="auto" w:sz="0"/>
+              <w:left w:val="none" w:color="auto" w:sz="0"/>
+              <w:bottom w:val="none" w:color="auto" w:sz="0"/>
+              <w:right w:val="none" w:color="auto" w:sz="0"/>
+            </w:tcBorders>
+            <w:tcMar>
+              <w:top w:type="dxa" w:w="105"/>
+              <w:left w:type="dxa" w:w="158"/>
+              <w:bottom w:type="dxa" w:w="105"/>
+              <w:right w:type="dxa" w:w="158"/>
+            </w:tcMar>
+            <w:vAlign w:val="top"/>
+          </w:tcPr>
+          <w:p>
+            <w:pPr>
+              <w:pStyle w:val="CudocTableCell"/>
+              <w:overflowPunct/>
+              <w:autoSpaceDN/>
+            </w:pPr>
+            <w:r>
+              <w:t xml:space="preserve">Exportable for thirty days</w:t>
+            </w:r>
+          </w:p>
+        </w:tc>
+      </w:tr>
+    </w:tbl>
+    <w:p>
+      <w:pPr>
+        <w:spacing w:before="210"/>
+      </w:pPr>
+      <w:r>
+        <w:br w:type="page"/>
+      </w:r>
+    </w:p>
+    <w:p>
+      <w:pPr>
+        <w:pStyle w:val="Heading2"/>
+        <w:overflowPunct/>
+        <w:autoSpaceDN/>
+      </w:pPr>
+      <w:bookmarkStart w:name="cudocAuSR5IEYaEyKOF8QgyDuwu0sLF" w:id="9"/>
+      <w:r>
+        <w:t xml:space="preserve">Appendix: measuring your own usage</w:t>
+      </w:r>
+      <w:bookmarkEnd w:id="9"/>
+    </w:p>
+    <w:p>
+      <w:pPr>
+        <w:pStyle w:val="CudocBody"/>
+        <w:overflowPunct/>
+        <w:autoSpaceDN/>
+      </w:pPr>
+      <w:r>
+        <w:t xml:space="preserve">Log the two limit headers with every response and chart the minimum per minute. A flat line near zero means a client is polling faster than the sixty-second cache refreshes; slow it down rather than raising the plan. One log line per response is enough:</w:t>
+      </w:r>
+    </w:p>
+    <w:p>
+      <w:pPr>
+        <w:pStyle w:val="CudocCodeBlock"/>
+        <w:overflowPunct/>
+        <w:spacing w:after="210" w:before="210"/>
+        <w:autoSpaceDN/>
+      </w:pPr>
+      <w:r>
+        <w:t xml:space="preserve">2026-09-22T06:00:01Z GET /v1/weather/current station=OSL-01 status=200 minute=57 hour=5931 request=req_7f3a9c2e</w:t>
+      </w:r>
+    </w:p>
+    <w:p>
+      <w:pPr>
+        <w:pStyle w:val="CudocBody"/>
+        <w:overflowPunct/>
+        <w:autoSpaceDN/>
+      </w:pPr>
+      <w:r>
+        <w:t xml:space="preserve">A query over a day of such lines shows where the window runs lowest:</w:t>
+      </w:r>
+    </w:p>
+    <w:p>
+      <w:pPr>
+        <w:pStyle w:val="CudocCodeBlock"/>
+        <w:overflowPunct/>
+        <w:spacing w:after="0" w:before="210"/>
+        <w:autoSpaceDN/>
+      </w:pPr>
+      <w:r>
+        <w:rPr>
+          <w:rStyle w:val="CudocCodeKeyword"/>
+        </w:rPr>
+        <w:t xml:space="preserve">SELECT</w:t>
+      </w:r>
+      <w:r>
+        <w:t xml:space="preserve"> date_trunc(</w:t>
+      </w:r>
+      <w:r>
+        <w:rPr>
+          <w:rStyle w:val="CudocCodeString"/>
+        </w:rPr>
+        <w:t xml:space="preserve">'minute'</w:t>
+      </w:r>
+      <w:r>
+        <w:t xml:space="preserve">, </w:t>
+      </w:r>
+      <w:r>
+        <w:rPr>
+          <w:rStyle w:val="CudocCodeKeyword"/>
+        </w:rPr>
+        <w:t xml:space="preserve">at</w:t>
+      </w:r>
+      <w:r>
+        <w:t xml:space="preserve">) </w:t>
+      </w:r>
+      <w:r>
+        <w:rPr>
+          <w:rStyle w:val="CudocCodeKeyword"/>
+        </w:rPr>
+        <w:t xml:space="preserve">AS</w:t>
+      </w:r>
+      <w:r>
+        <w:t xml:space="preserve"> </w:t>
+      </w:r>
+      <w:r>
+        <w:rPr>
+          <w:rStyle w:val="CudocCodeKeyword"/>
+        </w:rPr>
+        <w:t xml:space="preserve">minute</w:t>
+      </w:r>
+      <w:r>
+        <w:t xml:space="preserve">, </w:t>
+      </w:r>
+      <w:r>
+        <w:rPr>
+          <w:rStyle w:val="CudocCodeKeyword"/>
+        </w:rPr>
+        <w:t xml:space="preserve">min</w:t>
+      </w:r>
+      <w:r>
+        <w:t xml:space="preserve">(minute_left) </w:t>
+      </w:r>
+      <w:r>
+        <w:rPr>
+          <w:rStyle w:val="CudocCodeKeyword"/>
+        </w:rPr>
+        <w:t xml:space="preserve">AS</w:t>
+      </w:r>
+      <w:r>
+        <w:t xml:space="preserve"> worst</w:t>
+      </w:r>
+    </w:p>
+    <w:p>
+      <w:pPr>
+        <w:pStyle w:val="CudocCodeBlock"/>
+        <w:overflowPunct/>
+        <w:spacing w:after="0" w:before="0"/>
+        <w:autoSpaceDN/>
+      </w:pPr>
+      <w:r>
+        <w:rPr>
+          <w:rStyle w:val="CudocCodeKeyword"/>
+        </w:rPr>
+        <w:t xml:space="preserve">FROM</w:t>
+      </w:r>
+      <w:r>
+        <w:t xml:space="preserve"> northlight_requests</w:t>
+      </w:r>
+    </w:p>
+    <w:p>
+      <w:pPr>
+        <w:pStyle w:val="CudocCodeBlock"/>
+        <w:overflowPunct/>
+        <w:spacing w:after="0" w:before="0"/>
+        <w:autoSpaceDN/>
+      </w:pPr>
+      <w:r>
+        <w:rPr>
+          <w:rStyle w:val="CudocCodeKeyword"/>
+        </w:rPr>
+        <w:t xml:space="preserve">WHERE</w:t>
+      </w:r>
+      <w:r>
+        <w:t xml:space="preserve"> </w:t>
+      </w:r>
+      <w:r>
+        <w:rPr>
+          <w:rStyle w:val="CudocCodeKeyword"/>
+        </w:rPr>
+        <w:t xml:space="preserve">at</w:t>
+      </w:r>
+      <w:r>
+        <w:t xml:space="preserve"> </w:t>
+      </w:r>
+      <w:r>
+        <w:t xml:space="preserve">&gt;</w:t>
+      </w:r>
+      <w:r>
+        <w:t xml:space="preserve"> now() </w:t>
+      </w:r>
+      <w:r>
+        <w:t xml:space="preserve">-</w:t>
+      </w:r>
+      <w:r>
+        <w:t xml:space="preserve"> </w:t>
+      </w:r>
+      <w:r>
+        <w:t xml:space="preserve">interval</w:t>
+      </w:r>
+      <w:r>
+        <w:t xml:space="preserve"> </w:t>
+      </w:r>
+      <w:r>
+        <w:rPr>
+          <w:rStyle w:val="CudocCodeString"/>
+        </w:rPr>
+        <w:t xml:space="preserve">'1 day'</w:t>
+      </w:r>
+    </w:p>
+    <w:p>
+      <w:pPr>
+        <w:pStyle w:val="CudocCodeBlock"/>
+        <w:overflowPunct/>
+        <w:spacing w:after="0" w:before="0"/>
+        <w:autoSpaceDN/>
+      </w:pPr>
+      <w:r>
+        <w:rPr>
+          <w:rStyle w:val="CudocCodeKeyword"/>
+        </w:rPr>
+        <w:t xml:space="preserve">GROUP</w:t>
+      </w:r>
+      <w:r>
+        <w:t xml:space="preserve"> </w:t>
+      </w:r>
+      <w:r>
+        <w:rPr>
+          <w:rStyle w:val="CudocCodeKeyword"/>
+        </w:rPr>
+        <w:t xml:space="preserve">BY</w:t>
+      </w:r>
+      <w:r>
+        <w:t xml:space="preserve"> </w:t>
+      </w:r>
+      <w:r>
+        <w:rPr>
+          <w:rStyle w:val="CudocCodeNumber"/>
+        </w:rPr>
+        <w:t xml:space="preserve">1</w:t>
+      </w:r>
+    </w:p>
+    <w:p>
+      <w:pPr>
+        <w:pStyle w:val="CudocCodeBlock"/>
+        <w:overflowPunct/>
+        <w:spacing w:after="0" w:before="0"/>
+        <w:autoSpaceDN/>
+      </w:pPr>
+      <w:r>
+        <w:rPr>
+          <w:rStyle w:val="CudocCodeKeyword"/>
+        </w:rPr>
+        <w:t xml:space="preserve">ORDER</w:t>
+      </w:r>
+      <w:r>
+        <w:t xml:space="preserve"> </w:t>
+      </w:r>
+      <w:r>
+        <w:rPr>
+          <w:rStyle w:val="CudocCodeKeyword"/>
+        </w:rPr>
+        <w:t xml:space="preserve">BY</w:t>
+      </w:r>
+      <w:r>
+        <w:t xml:space="preserve"> worst</w:t>
+      </w:r>
+    </w:p>
+    <w:p>
+      <w:pPr>
+        <w:pStyle w:val="CudocCodeBlock"/>
+        <w:overflowPunct/>
+        <w:spacing w:after="210" w:before="0"/>
+        <w:autoSpaceDN/>
+      </w:pPr>
+      <w:r>
+        <w:t xml:space="preserve">LIMIT </w:t>
+      </w:r>
+      <w:r>
+        <w:rPr>
+          <w:rStyle w:val="CudocCodeNumber"/>
+        </w:rPr>
+        <w:t xml:space="preserve">20</w:t>
+      </w:r>
+      <w:r>
+        <w:t xml:space="preserve">;</w:t>
+      </w:r>
+    </w:p>
+    <w:p>
+      <w:pPr>
+        <w:pStyle w:val="CudocBody"/>
+        <w:overflowPunct/>
+        <w:autoSpaceDN/>
+      </w:pPr>
+      <w:r>
+        <w:t xml:space="preserve">Three patterns account for almost every limit incident:</w:t>
+      </w:r>
+    </w:p>
+    <w:p>
+      <w:pPr>
+        <w:pStyle w:val="CudocListItem"/>
+        <w:numPr>
+          <w:ilvl w:val="0"/>
+          <w:numId w:val="2"/>
+        </w:numPr>
+        <w:overflowPunct/>
+        <w:autoSpaceDN/>
+      </w:pPr>
+      <w:r>
+        <w:rPr>
+          <w:b/>
+          <w:bCs/>
+        </w:rPr>
+        <w:t xml:space="preserve">Synchronized polling.</w:t>
+      </w:r>
+      <w:r>
+        <w:t xml:space="preserve"> Every instance of a service wakes on the same second. Offset instances by a few seconds each.</w:t>
+      </w:r>
+    </w:p>
+    <w:p>
+      <w:pPr>
+        <w:pStyle w:val="CudocListItem"/>
+        <w:numPr>
+          <w:ilvl w:val="0"/>
+          <w:numId w:val="2"/>
+        </w:numPr>
+        <w:overflowPunct/>
+        <w:autoSpaceDN/>
+      </w:pPr>
+      <w:r>
+        <w:rPr>
+          <w:b/>
+          <w:bCs/>
+        </w:rPr>
+        <w:t xml:space="preserve">Retry storms.</w:t>
+      </w:r>
+      <w:r>
+        <w:t xml:space="preserve"> A </w:t>
+      </w:r>
+      <w:r>
+        <w:rPr>
+          <w:rStyle w:val="CudocCode"/>
+        </w:rPr>
+        <w:t xml:space="preserve">503</w:t>
+      </w:r>
+      <w:r>
+        <w:t xml:space="preserve"> from one station is retried at once by every instance. Use the backoff above; the jitter is not optional.</w:t>
+      </w:r>
+    </w:p>
+    <w:p>
+      <w:pPr>
+        <w:pStyle w:val="CudocListItem"/>
+        <w:numPr>
+          <w:ilvl w:val="0"/>
+          <w:numId w:val="2"/>
+        </w:numPr>
+        <w:overflowPunct/>
+        <w:autoSpaceDN/>
+      </w:pPr>
+      <w:r>
+        <w:rPr>
+          <w:b/>
+          <w:bCs/>
+        </w:rPr>
+        <w:t xml:space="preserve">Missing conditional requests.</w:t>
+      </w:r>
+      <w:r>
+        <w:t xml:space="preserve"> A poll that ignores </w:t>
+      </w:r>
+      <w:r>
+        <w:rPr>
+          <w:rStyle w:val="CudocCode"/>
+        </w:rPr>
+        <w:t xml:space="preserve">ETag</w:t>
+      </w:r>
+      <w:r>
+        <w:t xml:space="preserve"> pays for every unchanged reading. Send </w:t>
+      </w:r>
+      <w:r>
+        <w:rPr>
+          <w:rStyle w:val="CudocCode"/>
+        </w:rPr>
+        <w:t xml:space="preserve">If-None-Match</w:t>
+      </w:r>
+      <w:r>
+        <w:t xml:space="preserve">.</w:t>
       </w:r>
     </w:p>
     <w:p>
@@ -1580,7 +3890,7 @@
         <w:autoSpaceDN/>
       </w:pPr>
       <w:r>
-        <w:t xml:space="preserve">Requests made with a retired key are rejected but still counted against the project for one hour, so rotate keys during a quiet period.</w:t>
+        <w:t xml:space="preserve">Requests made with a retired key are rejected but still counted against the project for one hour, so rotate keys during a quiet period and switch every consumer before the old key is revoked.</w:t>
       </w:r>
     </w:p>
     <w:sectPr>
@@ -2393,6 +4703,12 @@
   </w:abstractNum>
   <w:num w:numId="1">
     <w:abstractNumId w:val="1"/>
+    <w:lvlOverride w:ilvl="0">
+      <w:startOverride w:val="1"/>
+    </w:lvlOverride>
+  </w:num>
+  <w:num w:numId="2">
+    <w:abstractNumId w:val="2"/>
     <w:lvlOverride w:ilvl="0">
       <w:startOverride w:val="1"/>
     </w:lvlOverride>

--- a/examples/export/showcase-output/reference/limits.docx
+++ b/examples/export/showcase-output/reference/limits.docx
@@ -1147,7 +1147,7 @@
               <w:overflowPunct/>
               <w:autoSpaceDN/>
             </w:pPr>
-            <w:hyperlink w:history="1" r:id="rIdoyfanqizubwxm-xzvzykv">
+            <w:hyperlink w:history="1" r:id="rIddzbc2fmhmaqoc3syhifim">
               <w:r>
                 <w:t xml:space="preserve">Current conditions</w:t>
               </w:r>
@@ -1243,7 +1243,7 @@
               <w:overflowPunct/>
               <w:autoSpaceDN/>
             </w:pPr>
-            <w:hyperlink w:history="1" r:id="rIdldogjm9zgwnjm84jwf3pp">
+            <w:hyperlink w:history="1" r:id="rId2z8ak81m9axcsx_zphylh">
               <w:r>
                 <w:t xml:space="preserve">Hourly forecast</w:t>
               </w:r>
@@ -1358,7 +1358,7 @@
               <w:overflowPunct/>
               <w:autoSpaceDN/>
             </w:pPr>
-            <w:hyperlink w:history="1" r:id="rIdh7urbmu_ml4wsaoj3ubjf">
+            <w:hyperlink w:history="1" r:id="rIdbjbmtgcpp0ef-uekayftl">
               <w:r>
                 <w:t xml:space="preserve">Daily forecast</w:t>
               </w:r>
@@ -1451,7 +1451,7 @@
               <w:overflowPunct/>
               <w:autoSpaceDN/>
             </w:pPr>
-            <w:hyperlink w:history="1" r:id="rId2grhjnvu_nochvwfjow8n">
+            <w:hyperlink w:history="1" r:id="rIdanslfwi6j4tnlq1oz89xv">
               <w:r>
                 <w:t xml:space="preserve">Observation history</w:t>
               </w:r>
@@ -1548,7 +1548,7 @@
               <w:overflowPunct/>
               <w:autoSpaceDN/>
             </w:pPr>
-            <w:hyperlink w:history="1" r:id="rIdmrvtxa6i8f-bxg7pbshg4">
+            <w:hyperlink w:history="1" r:id="rIdrsz80ohpq9hjyxa8tlyne">
               <w:r>
                 <w:t xml:space="preserve">Station directory</w:t>
               </w:r>
@@ -1641,7 +1641,7 @@
               <w:overflowPunct/>
               <w:autoSpaceDN/>
             </w:pPr>
-            <w:hyperlink w:history="1" r:id="rIdyzxdy8-as8xgqnturobnf">
+            <w:hyperlink w:history="1" r:id="rIdan7n5x-wg6isc8tzsv9y4">
               <w:r>
                 <w:t xml:space="preserve">Station detail</w:t>
               </w:r>
@@ -1738,7 +1738,7 @@
               <w:overflowPunct/>
               <w:autoSpaceDN/>
             </w:pPr>
-            <w:hyperlink w:history="1" r:id="rIdmaatak_xzfja-phowej2c">
+            <w:hyperlink w:history="1" r:id="rIdwxxpfsvftghvw9rfkztzh">
               <w:r>
                 <w:t xml:space="preserve">Weather alerts</w:t>
               </w:r>

--- a/examples/export/showcase-output/reference/limits.docx
+++ b/examples/export/showcase-output/reference/limits.docx
@@ -1147,7 +1147,7 @@
               <w:overflowPunct/>
               <w:autoSpaceDN/>
             </w:pPr>
-            <w:hyperlink w:history="1" r:id="rIddzbc2fmhmaqoc3syhifim">
+            <w:hyperlink w:history="1" r:id="rId76tpavpgenrl4n0wyvvkw">
               <w:r>
                 <w:t xml:space="preserve">Current conditions</w:t>
               </w:r>
@@ -1243,7 +1243,7 @@
               <w:overflowPunct/>
               <w:autoSpaceDN/>
             </w:pPr>
-            <w:hyperlink w:history="1" r:id="rId2z8ak81m9axcsx_zphylh">
+            <w:hyperlink w:history="1" r:id="rIdtssxp-yjosueykkpgmkuo">
               <w:r>
                 <w:t xml:space="preserve">Hourly forecast</w:t>
               </w:r>
@@ -1358,7 +1358,7 @@
               <w:overflowPunct/>
               <w:autoSpaceDN/>
             </w:pPr>
-            <w:hyperlink w:history="1" r:id="rIdbjbmtgcpp0ef-uekayftl">
+            <w:hyperlink w:history="1" r:id="rId-3gdvi4ifocb5pcpm-igp">
               <w:r>
                 <w:t xml:space="preserve">Daily forecast</w:t>
               </w:r>
@@ -1451,7 +1451,7 @@
               <w:overflowPunct/>
               <w:autoSpaceDN/>
             </w:pPr>
-            <w:hyperlink w:history="1" r:id="rIdanslfwi6j4tnlq1oz89xv">
+            <w:hyperlink w:history="1" r:id="rIdhp6ha8ml_yfqxvxn9zmj_">
               <w:r>
                 <w:t xml:space="preserve">Observation history</w:t>
               </w:r>
@@ -1548,7 +1548,7 @@
               <w:overflowPunct/>
               <w:autoSpaceDN/>
             </w:pPr>
-            <w:hyperlink w:history="1" r:id="rIdrsz80ohpq9hjyxa8tlyne">
+            <w:hyperlink w:history="1" r:id="rId4u7lrxyw8dghz38mjxg5r">
               <w:r>
                 <w:t xml:space="preserve">Station directory</w:t>
               </w:r>
@@ -1641,7 +1641,7 @@
               <w:overflowPunct/>
               <w:autoSpaceDN/>
             </w:pPr>
-            <w:hyperlink w:history="1" r:id="rIdan7n5x-wg6isc8tzsv9y4">
+            <w:hyperlink w:history="1" r:id="rIddyuq4hfzrfrcpgsnkmfxz">
               <w:r>
                 <w:t xml:space="preserve">Station detail</w:t>
               </w:r>
@@ -1738,7 +1738,7 @@
               <w:overflowPunct/>
               <w:autoSpaceDN/>
             </w:pPr>
-            <w:hyperlink w:history="1" r:id="rIdwxxpfsvftghvw9rfkztzh">
+            <w:hyperlink w:history="1" r:id="rIdbkozoj-aqw-80simlqsuj">
               <w:r>
                 <w:t xml:space="preserve">Weather alerts</w:t>
               </w:r>

--- a/examples/export/showcase-output/reference/limits.docx
+++ b/examples/export/showcase-output/reference/limits.docx
@@ -1147,7 +1147,7 @@
               <w:overflowPunct/>
               <w:autoSpaceDN/>
             </w:pPr>
-            <w:hyperlink w:history="1" r:id="rId76tpavpgenrl4n0wyvvkw">
+            <w:hyperlink w:history="1" r:id="rIdmi62hmu4pf460eh5azdje">
               <w:r>
                 <w:t xml:space="preserve">Current conditions</w:t>
               </w:r>
@@ -1243,7 +1243,7 @@
               <w:overflowPunct/>
               <w:autoSpaceDN/>
             </w:pPr>
-            <w:hyperlink w:history="1" r:id="rIdtssxp-yjosueykkpgmkuo">
+            <w:hyperlink w:history="1" r:id="rIdo7sakgtxof10vi2jwme6y">
               <w:r>
                 <w:t xml:space="preserve">Hourly forecast</w:t>
               </w:r>
@@ -1358,7 +1358,7 @@
               <w:overflowPunct/>
               <w:autoSpaceDN/>
             </w:pPr>
-            <w:hyperlink w:history="1" r:id="rId-3gdvi4ifocb5pcpm-igp">
+            <w:hyperlink w:history="1" r:id="rIdwlnjj9hmjuctvrstybgcp">
               <w:r>
                 <w:t xml:space="preserve">Daily forecast</w:t>
               </w:r>
@@ -1451,7 +1451,7 @@
               <w:overflowPunct/>
               <w:autoSpaceDN/>
             </w:pPr>
-            <w:hyperlink w:history="1" r:id="rIdhp6ha8ml_yfqxvxn9zmj_">
+            <w:hyperlink w:history="1" r:id="rIdawk33hjsnkgv2musr9mhf">
               <w:r>
                 <w:t xml:space="preserve">Observation history</w:t>
               </w:r>
@@ -1548,7 +1548,7 @@
               <w:overflowPunct/>
               <w:autoSpaceDN/>
             </w:pPr>
-            <w:hyperlink w:history="1" r:id="rId4u7lrxyw8dghz38mjxg5r">
+            <w:hyperlink w:history="1" r:id="rIderavidtyjqed8tvuodnkg">
               <w:r>
                 <w:t xml:space="preserve">Station directory</w:t>
               </w:r>
@@ -1641,7 +1641,7 @@
               <w:overflowPunct/>
               <w:autoSpaceDN/>
             </w:pPr>
-            <w:hyperlink w:history="1" r:id="rIddyuq4hfzrfrcpgsnkmfxz">
+            <w:hyperlink w:history="1" r:id="rIdpogcazzjs-s9zotutzqlz">
               <w:r>
                 <w:t xml:space="preserve">Station detail</w:t>
               </w:r>
@@ -1738,7 +1738,7 @@
               <w:overflowPunct/>
               <w:autoSpaceDN/>
             </w:pPr>
-            <w:hyperlink w:history="1" r:id="rIdbkozoj-aqw-80simlqsuj">
+            <w:hyperlink w:history="1" r:id="rId9fnrh668fq1hhvrddh4nx">
               <w:r>
                 <w:t xml:space="preserve">Weather alerts</w:t>
               </w:r>

--- a/examples/export/showcase-output/reference/limits.docx
+++ b/examples/export/showcase-output/reference/limits.docx
@@ -1147,7 +1147,7 @@
               <w:overflowPunct/>
               <w:autoSpaceDN/>
             </w:pPr>
-            <w:hyperlink w:history="1" r:id="rIdmi62hmu4pf460eh5azdje">
+            <w:hyperlink w:history="1" r:id="rIdpjln20nc05ziwthaavczz">
               <w:r>
                 <w:t xml:space="preserve">Current conditions</w:t>
               </w:r>
@@ -1243,7 +1243,7 @@
               <w:overflowPunct/>
               <w:autoSpaceDN/>
             </w:pPr>
-            <w:hyperlink w:history="1" r:id="rIdo7sakgtxof10vi2jwme6y">
+            <w:hyperlink w:history="1" r:id="rIdzbqzvmll4qc8z_fuynqve">
               <w:r>
                 <w:t xml:space="preserve">Hourly forecast</w:t>
               </w:r>
@@ -1358,7 +1358,7 @@
               <w:overflowPunct/>
               <w:autoSpaceDN/>
             </w:pPr>
-            <w:hyperlink w:history="1" r:id="rIdwlnjj9hmjuctvrstybgcp">
+            <w:hyperlink w:history="1" r:id="rIddrjepuxfks88jli4tuncu">
               <w:r>
                 <w:t xml:space="preserve">Daily forecast</w:t>
               </w:r>
@@ -1451,7 +1451,7 @@
               <w:overflowPunct/>
               <w:autoSpaceDN/>
             </w:pPr>
-            <w:hyperlink w:history="1" r:id="rIdawk33hjsnkgv2musr9mhf">
+            <w:hyperlink w:history="1" r:id="rIdwx1qpvtvpcdbfssgitnod">
               <w:r>
                 <w:t xml:space="preserve">Observation history</w:t>
               </w:r>
@@ -1548,7 +1548,7 @@
               <w:overflowPunct/>
               <w:autoSpaceDN/>
             </w:pPr>
-            <w:hyperlink w:history="1" r:id="rIderavidtyjqed8tvuodnkg">
+            <w:hyperlink w:history="1" r:id="rIduun3f5v3etxjeelnwhb-o">
               <w:r>
                 <w:t xml:space="preserve">Station directory</w:t>
               </w:r>
@@ -1641,7 +1641,7 @@
               <w:overflowPunct/>
               <w:autoSpaceDN/>
             </w:pPr>
-            <w:hyperlink w:history="1" r:id="rIdpogcazzjs-s9zotutzqlz">
+            <w:hyperlink w:history="1" r:id="rIdwrbupyek3acbjsezy9_lu">
               <w:r>
                 <w:t xml:space="preserve">Station detail</w:t>
               </w:r>
@@ -1738,7 +1738,7 @@
               <w:overflowPunct/>
               <w:autoSpaceDN/>
             </w:pPr>
-            <w:hyperlink w:history="1" r:id="rId9fnrh668fq1hhvrddh4nx">
+            <w:hyperlink w:history="1" r:id="rId8blqkrsg5xk5n07sywywo">
               <w:r>
                 <w:t xml:space="preserve">Weather alerts</w:t>
               </w:r>

--- a/examples/export/showcase-output/reference/limits.docx
+++ b/examples/export/showcase-output/reference/limits.docx
@@ -1147,7 +1147,7 @@
               <w:overflowPunct/>
               <w:autoSpaceDN/>
             </w:pPr>
-            <w:hyperlink w:history="1" r:id="rIdpjln20nc05ziwthaavczz">
+            <w:hyperlink w:history="1" r:id="rIdhac1cngbmzgupbjcipn0o">
               <w:r>
                 <w:t xml:space="preserve">Current conditions</w:t>
               </w:r>
@@ -1243,7 +1243,7 @@
               <w:overflowPunct/>
               <w:autoSpaceDN/>
             </w:pPr>
-            <w:hyperlink w:history="1" r:id="rIdzbqzvmll4qc8z_fuynqve">
+            <w:hyperlink w:history="1" r:id="rIde9abhzcpnv0631vw_9tnb">
               <w:r>
                 <w:t xml:space="preserve">Hourly forecast</w:t>
               </w:r>
@@ -1358,7 +1358,7 @@
               <w:overflowPunct/>
               <w:autoSpaceDN/>
             </w:pPr>
-            <w:hyperlink w:history="1" r:id="rIddrjepuxfks88jli4tuncu">
+            <w:hyperlink w:history="1" r:id="rIdl5c4knixfhqnwvffhyrak">
               <w:r>
                 <w:t xml:space="preserve">Daily forecast</w:t>
               </w:r>
@@ -1451,7 +1451,7 @@
               <w:overflowPunct/>
               <w:autoSpaceDN/>
             </w:pPr>
-            <w:hyperlink w:history="1" r:id="rIdwx1qpvtvpcdbfssgitnod">
+            <w:hyperlink w:history="1" r:id="rIdk8g7z7cw3t_gqbby0te60">
               <w:r>
                 <w:t xml:space="preserve">Observation history</w:t>
               </w:r>
@@ -1548,7 +1548,7 @@
               <w:overflowPunct/>
               <w:autoSpaceDN/>
             </w:pPr>
-            <w:hyperlink w:history="1" r:id="rIduun3f5v3etxjeelnwhb-o">
+            <w:hyperlink w:history="1" r:id="rIdahgt-r1op9bui0ankcmvg">
               <w:r>
                 <w:t xml:space="preserve">Station directory</w:t>
               </w:r>
@@ -1641,7 +1641,7 @@
               <w:overflowPunct/>
               <w:autoSpaceDN/>
             </w:pPr>
-            <w:hyperlink w:history="1" r:id="rIdwrbupyek3acbjsezy9_lu">
+            <w:hyperlink w:history="1" r:id="rIdgwexq85umoqwzqpmxfyhe">
               <w:r>
                 <w:t xml:space="preserve">Station detail</w:t>
               </w:r>
@@ -1738,7 +1738,7 @@
               <w:overflowPunct/>
               <w:autoSpaceDN/>
             </w:pPr>
-            <w:hyperlink w:history="1" r:id="rId8blqkrsg5xk5n07sywywo">
+            <w:hyperlink w:history="1" r:id="rIdntorrjwrhxvl8ip1ocaqv">
               <w:r>
                 <w:t xml:space="preserve">Weather alerts</w:t>
               </w:r>
@@ -5026,6 +5026,14 @@
       <w:szCs w:val="18"/>
     </w:rPr>
   </w:style>
+  <w:style w:type="paragraph" w:styleId="CudocCodeHighlighted">
+    <w:name w:val="cudoc Code Highlighted"/>
+    <w:basedOn w:val="CudocCodeBlock"/>
+    <w:next w:val="CudocCodeBlock"/>
+    <w:pPr>
+      <w:shd w:fill="E0F2FE" w:val="clear"/>
+    </w:pPr>
+  </w:style>
   <w:style w:type="paragraph" w:styleId="CudocTableHeader">
     <w:name w:val="cudoc Table Header"/>
     <w:basedOn w:val="Normal"/>
@@ -5073,6 +5081,53 @@
       <w:szCs w:val="17"/>
     </w:rPr>
   </w:style>
+  <w:style w:type="paragraph" w:styleId="CudocCodeTitle">
+    <w:name w:val="cudoc Code Title"/>
+    <w:basedOn w:val="Normal"/>
+    <w:next w:val="CudocCodeBlock"/>
+    <w:pPr>
+      <w:keepNext/>
+      <w:spacing w:after="0" w:before="210"/>
+    </w:pPr>
+    <w:rPr>
+      <w:rFonts w:ascii="Consolas" w:cs="Consolas" w:eastAsia="Malgun Gothic" w:hAnsi="Consolas"/>
+      <w:color w:val="5B6B7F"/>
+      <w:sz w:val="17"/>
+      <w:szCs w:val="17"/>
+    </w:rPr>
+  </w:style>
+  <w:style w:type="paragraph" w:styleId="CudocTabLabel">
+    <w:name w:val="cudoc Tab Label"/>
+    <w:basedOn w:val="Normal"/>
+    <w:next w:val="CudocBody"/>
+    <w:pPr>
+      <w:keepNext/>
+      <w:spacing w:after="210" w:before="210"/>
+    </w:pPr>
+    <w:rPr>
+      <w:rFonts w:ascii="Calibri" w:cs="Calibri" w:eastAsia="Malgun Gothic" w:hAnsi="Calibri"/>
+      <w:b/>
+      <w:bCs/>
+      <w:color w:val="475569"/>
+      <w:sz w:val="18"/>
+      <w:szCs w:val="18"/>
+    </w:rPr>
+  </w:style>
+  <w:style w:type="paragraph" w:styleId="CudocTableNote">
+    <w:name w:val="cudoc Table Note"/>
+    <w:basedOn w:val="Normal"/>
+    <w:next w:val="CudocBody"/>
+    <w:pPr>
+      <w:keepLines/>
+      <w:spacing w:after="210"/>
+    </w:pPr>
+    <w:rPr>
+      <w:rFonts w:ascii="Calibri" w:cs="Calibri" w:eastAsia="Malgun Gothic" w:hAnsi="Calibri"/>
+      <w:color w:val="5B6B7F"/>
+      <w:sz w:val="17"/>
+      <w:szCs w:val="17"/>
+    </w:rPr>
+  </w:style>
   <w:style w:type="paragraph" w:styleId="CudocRule">
     <w:name w:val="cudoc Rule"/>
     <w:basedOn w:val="Normal"/>

--- a/examples/export/showcase-output/reference/limits.docx
+++ b/examples/export/showcase-output/reference/limits.docx
@@ -1147,7 +1147,7 @@
               <w:overflowPunct/>
               <w:autoSpaceDN/>
             </w:pPr>
-            <w:hyperlink w:history="1" r:id="rIdhac1cngbmzgupbjcipn0o">
+            <w:hyperlink w:history="1" r:id="rIdqbujrulh0ivclrlqoyy-t">
               <w:r>
                 <w:t xml:space="preserve">Current conditions</w:t>
               </w:r>
@@ -1243,7 +1243,7 @@
               <w:overflowPunct/>
               <w:autoSpaceDN/>
             </w:pPr>
-            <w:hyperlink w:history="1" r:id="rIde9abhzcpnv0631vw_9tnb">
+            <w:hyperlink w:history="1" r:id="rIdl7263haso4qnwwsa6gjb-">
               <w:r>
                 <w:t xml:space="preserve">Hourly forecast</w:t>
               </w:r>
@@ -1358,7 +1358,7 @@
               <w:overflowPunct/>
               <w:autoSpaceDN/>
             </w:pPr>
-            <w:hyperlink w:history="1" r:id="rIdl5c4knixfhqnwvffhyrak">
+            <w:hyperlink w:history="1" r:id="rIdgihb3xaijydoli7m7kiyd">
               <w:r>
                 <w:t xml:space="preserve">Daily forecast</w:t>
               </w:r>
@@ -1451,7 +1451,7 @@
               <w:overflowPunct/>
               <w:autoSpaceDN/>
             </w:pPr>
-            <w:hyperlink w:history="1" r:id="rIdk8g7z7cw3t_gqbby0te60">
+            <w:hyperlink w:history="1" r:id="rIditih3wdm4y0ltah0qdjtp">
               <w:r>
                 <w:t xml:space="preserve">Observation history</w:t>
               </w:r>
@@ -1548,7 +1548,7 @@
               <w:overflowPunct/>
               <w:autoSpaceDN/>
             </w:pPr>
-            <w:hyperlink w:history="1" r:id="rIdahgt-r1op9bui0ankcmvg">
+            <w:hyperlink w:history="1" r:id="rIdyataibm5ztabiupi8qlj7">
               <w:r>
                 <w:t xml:space="preserve">Station directory</w:t>
               </w:r>
@@ -1641,7 +1641,7 @@
               <w:overflowPunct/>
               <w:autoSpaceDN/>
             </w:pPr>
-            <w:hyperlink w:history="1" r:id="rIdgwexq85umoqwzqpmxfyhe">
+            <w:hyperlink w:history="1" r:id="rIdjmmptkp8drssktpkc5xzx">
               <w:r>
                 <w:t xml:space="preserve">Station detail</w:t>
               </w:r>
@@ -1738,7 +1738,7 @@
               <w:overflowPunct/>
               <w:autoSpaceDN/>
             </w:pPr>
-            <w:hyperlink w:history="1" r:id="rIdntorrjwrhxvl8ip1ocaqv">
+            <w:hyperlink w:history="1" r:id="rId_nraecxyhiudd5ibn6txi">
               <w:r>
                 <w:t xml:space="preserve">Weather alerts</w:t>
               </w:r>
